--- a/Research Report v0.1.docx
+++ b/Research Report v0.1.docx
@@ -957,7 +957,7 @@
       <w:pPr>
         <w:pStyle w:val="Heading1"/>
       </w:pPr>
-      <w:bookmarkStart w:id="0" w:name="_Toc239334103"/>
+      <w:bookmarkStart w:id="0" w:name="_Toc242124710"/>
       <w:r>
         <w:lastRenderedPageBreak/>
         <w:t>Executive Summary</w:t>
@@ -969,16 +969,20 @@
         <w:pStyle w:val="TNR"/>
       </w:pPr>
       <w:r>
-        <w:t xml:space="preserve">I love DFIR </w:t>
+        <w:t xml:space="preserve">LLMs </w:t>
       </w:r>
-      <w:proofErr w:type="spellStart"/>
-      <w:r>
-        <w:t>wooo</w:t>
-      </w:r>
-      <w:proofErr w:type="spellEnd"/>
     </w:p>
     <w:sdt>
       <w:sdtPr>
+        <w:rPr>
+          <w:rFonts w:asciiTheme="minorHAnsi" w:eastAsiaTheme="minorHAnsi" w:hAnsiTheme="minorHAnsi" w:cstheme="minorBidi"/>
+          <w:color w:val="auto"/>
+          <w:kern w:val="2"/>
+          <w:sz w:val="24"/>
+          <w:szCs w:val="24"/>
+          <w:lang w:val="en-NZ"/>
+          <w14:ligatures w14:val="standardContextual"/>
+        </w:rPr>
         <w:id w:val="1891150212"/>
         <w:docPartObj>
           <w:docPartGallery w:val="Table of Contents"/>
@@ -987,16 +991,9 @@
       </w:sdtPr>
       <w:sdtEndPr>
         <w:rPr>
-          <w:rFonts w:asciiTheme="minorHAnsi" w:eastAsiaTheme="minorHAnsi" w:hAnsiTheme="minorHAnsi" w:cstheme="minorBidi"/>
           <w:b/>
           <w:bCs/>
           <w:noProof/>
-          <w:color w:val="auto"/>
-          <w:kern w:val="2"/>
-          <w:sz w:val="24"/>
-          <w:szCs w:val="24"/>
-          <w:lang w:val="en-NZ"/>
-          <w14:ligatures w14:val="standardContextual"/>
         </w:rPr>
       </w:sdtEndPr>
       <w:sdtContent>
@@ -1029,7 +1026,7 @@
           <w:r>
             <w:fldChar w:fldCharType="separate"/>
           </w:r>
-          <w:hyperlink w:anchor="_Toc239334103" w:history="1">
+          <w:hyperlink w:anchor="_Toc242124710" w:history="1">
             <w:r>
               <w:rPr>
                 <w:rStyle w:val="Hyperlink"/>
@@ -1056,7 +1053,7 @@
                 <w:noProof/>
                 <w:webHidden/>
               </w:rPr>
-              <w:instrText xml:space="preserve"> PAGEREF _Toc239334103 \h </w:instrText>
+              <w:instrText xml:space="preserve"> PAGEREF _Toc242124710 \h </w:instrText>
             </w:r>
             <w:r>
               <w:rPr>
@@ -1099,7 +1096,7 @@
               <w:lang w:eastAsia="en-NZ"/>
             </w:rPr>
           </w:pPr>
-          <w:hyperlink w:anchor="_Toc239334104" w:history="1">
+          <w:hyperlink w:anchor="_Toc242124711" w:history="1">
             <w:r>
               <w:rPr>
                 <w:rStyle w:val="Hyperlink"/>
@@ -1126,7 +1123,7 @@
                 <w:noProof/>
                 <w:webHidden/>
               </w:rPr>
-              <w:instrText xml:space="preserve"> PAGEREF _Toc239334104 \h </w:instrText>
+              <w:instrText xml:space="preserve"> PAGEREF _Toc242124711 \h </w:instrText>
             </w:r>
             <w:r>
               <w:rPr>
@@ -1169,13 +1166,13 @@
               <w:lang w:eastAsia="en-NZ"/>
             </w:rPr>
           </w:pPr>
-          <w:hyperlink w:anchor="_Toc239334105" w:history="1">
+          <w:hyperlink w:anchor="_Toc242124712" w:history="1">
             <w:r>
               <w:rPr>
                 <w:rStyle w:val="Hyperlink"/>
                 <w:noProof/>
               </w:rPr>
-              <w:t>DFIR</w:t>
+              <w:t>Research Limitations</w:t>
             </w:r>
             <w:r>
               <w:rPr>
@@ -1196,7 +1193,7 @@
                 <w:noProof/>
                 <w:webHidden/>
               </w:rPr>
-              <w:instrText xml:space="preserve"> PAGEREF _Toc239334105 \h </w:instrText>
+              <w:instrText xml:space="preserve"> PAGEREF _Toc242124712 \h </w:instrText>
             </w:r>
             <w:r>
               <w:rPr>
@@ -1239,12 +1236,82 @@
               <w:lang w:eastAsia="en-NZ"/>
             </w:rPr>
           </w:pPr>
-          <w:hyperlink w:anchor="_Toc239334106" w:history="1">
+          <w:hyperlink w:anchor="_Toc242124713" w:history="1">
             <w:r>
               <w:rPr>
                 <w:rStyle w:val="Hyperlink"/>
                 <w:noProof/>
               </w:rPr>
+              <w:t>DFIR</w:t>
+            </w:r>
+            <w:r>
+              <w:rPr>
+                <w:noProof/>
+                <w:webHidden/>
+              </w:rPr>
+              <w:tab/>
+            </w:r>
+            <w:r>
+              <w:rPr>
+                <w:noProof/>
+                <w:webHidden/>
+              </w:rPr>
+              <w:fldChar w:fldCharType="begin"/>
+            </w:r>
+            <w:r>
+              <w:rPr>
+                <w:noProof/>
+                <w:webHidden/>
+              </w:rPr>
+              <w:instrText xml:space="preserve"> PAGEREF _Toc242124713 \h </w:instrText>
+            </w:r>
+            <w:r>
+              <w:rPr>
+                <w:noProof/>
+                <w:webHidden/>
+              </w:rPr>
+            </w:r>
+            <w:r>
+              <w:rPr>
+                <w:noProof/>
+                <w:webHidden/>
+              </w:rPr>
+              <w:fldChar w:fldCharType="separate"/>
+            </w:r>
+            <w:r>
+              <w:rPr>
+                <w:noProof/>
+                <w:webHidden/>
+              </w:rPr>
+              <w:t>2</w:t>
+            </w:r>
+            <w:r>
+              <w:rPr>
+                <w:noProof/>
+                <w:webHidden/>
+              </w:rPr>
+              <w:fldChar w:fldCharType="end"/>
+            </w:r>
+          </w:hyperlink>
+        </w:p>
+        <w:p>
+          <w:pPr>
+            <w:pStyle w:val="TOC2"/>
+            <w:tabs>
+              <w:tab w:val="right" w:leader="dot" w:pos="9016"/>
+            </w:tabs>
+            <w:rPr>
+              <w:rFonts w:eastAsiaTheme="minorEastAsia"/>
+              <w:noProof/>
+              <w:lang w:eastAsia="en-NZ"/>
+            </w:rPr>
+          </w:pPr>
+          <w:hyperlink w:anchor="_Toc242124714" w:history="1">
+            <w:r>
+              <w:rPr>
+                <w:rStyle w:val="Hyperlink"/>
+                <w:noProof/>
+              </w:rPr>
               <w:t>Testing Environment</w:t>
             </w:r>
             <w:r>
@@ -1266,7 +1333,7 @@
                 <w:noProof/>
                 <w:webHidden/>
               </w:rPr>
-              <w:instrText xml:space="preserve"> PAGEREF _Toc239334106 \h </w:instrText>
+              <w:instrText xml:space="preserve"> PAGEREF _Toc242124714 \h </w:instrText>
             </w:r>
             <w:r>
               <w:rPr>
@@ -1309,7 +1376,7 @@
               <w:lang w:eastAsia="en-NZ"/>
             </w:rPr>
           </w:pPr>
-          <w:hyperlink w:anchor="_Toc239334107" w:history="1">
+          <w:hyperlink w:anchor="_Toc242124715" w:history="1">
             <w:r>
               <w:rPr>
                 <w:rStyle w:val="Hyperlink"/>
@@ -1336,7 +1403,7 @@
                 <w:noProof/>
                 <w:webHidden/>
               </w:rPr>
-              <w:instrText xml:space="preserve"> PAGEREF _Toc239334107 \h </w:instrText>
+              <w:instrText xml:space="preserve"> PAGEREF _Toc242124715 \h </w:instrText>
             </w:r>
             <w:r>
               <w:rPr>
@@ -1379,7 +1446,7 @@
               <w:lang w:eastAsia="en-NZ"/>
             </w:rPr>
           </w:pPr>
-          <w:hyperlink w:anchor="_Toc239334108" w:history="1">
+          <w:hyperlink w:anchor="_Toc242124716" w:history="1">
             <w:r>
               <w:rPr>
                 <w:rStyle w:val="Hyperlink"/>
@@ -1406,7 +1473,7 @@
                 <w:noProof/>
                 <w:webHidden/>
               </w:rPr>
-              <w:instrText xml:space="preserve"> PAGEREF _Toc239334108 \h </w:instrText>
+              <w:instrText xml:space="preserve"> PAGEREF _Toc242124716 \h </w:instrText>
             </w:r>
             <w:r>
               <w:rPr>
@@ -1449,7 +1516,7 @@
               <w:lang w:eastAsia="en-NZ"/>
             </w:rPr>
           </w:pPr>
-          <w:hyperlink w:anchor="_Toc239334109" w:history="1">
+          <w:hyperlink w:anchor="_Toc242124717" w:history="1">
             <w:r>
               <w:rPr>
                 <w:rStyle w:val="Hyperlink"/>
@@ -1476,7 +1543,77 @@
                 <w:noProof/>
                 <w:webHidden/>
               </w:rPr>
-              <w:instrText xml:space="preserve"> PAGEREF _Toc239334109 \h </w:instrText>
+              <w:instrText xml:space="preserve"> PAGEREF _Toc242124717 \h </w:instrText>
+            </w:r>
+            <w:r>
+              <w:rPr>
+                <w:noProof/>
+                <w:webHidden/>
+              </w:rPr>
+            </w:r>
+            <w:r>
+              <w:rPr>
+                <w:noProof/>
+                <w:webHidden/>
+              </w:rPr>
+              <w:fldChar w:fldCharType="separate"/>
+            </w:r>
+            <w:r>
+              <w:rPr>
+                <w:noProof/>
+                <w:webHidden/>
+              </w:rPr>
+              <w:t>2</w:t>
+            </w:r>
+            <w:r>
+              <w:rPr>
+                <w:noProof/>
+                <w:webHidden/>
+              </w:rPr>
+              <w:fldChar w:fldCharType="end"/>
+            </w:r>
+          </w:hyperlink>
+        </w:p>
+        <w:p>
+          <w:pPr>
+            <w:pStyle w:val="TOC3"/>
+            <w:tabs>
+              <w:tab w:val="right" w:leader="dot" w:pos="9016"/>
+            </w:tabs>
+            <w:rPr>
+              <w:rFonts w:eastAsiaTheme="minorEastAsia"/>
+              <w:noProof/>
+              <w:lang w:eastAsia="en-NZ"/>
+            </w:rPr>
+          </w:pPr>
+          <w:hyperlink w:anchor="_Toc242124718" w:history="1">
+            <w:r>
+              <w:rPr>
+                <w:rStyle w:val="Hyperlink"/>
+                <w:noProof/>
+              </w:rPr>
+              <w:t>Data Types</w:t>
+            </w:r>
+            <w:r>
+              <w:rPr>
+                <w:noProof/>
+                <w:webHidden/>
+              </w:rPr>
+              <w:tab/>
+            </w:r>
+            <w:r>
+              <w:rPr>
+                <w:noProof/>
+                <w:webHidden/>
+              </w:rPr>
+              <w:fldChar w:fldCharType="begin"/>
+            </w:r>
+            <w:r>
+              <w:rPr>
+                <w:noProof/>
+                <w:webHidden/>
+              </w:rPr>
+              <w:instrText xml:space="preserve"> PAGEREF _Toc242124718 \h </w:instrText>
             </w:r>
             <w:r>
               <w:rPr>
@@ -1519,13 +1656,13 @@
               <w:lang w:eastAsia="en-NZ"/>
             </w:rPr>
           </w:pPr>
-          <w:hyperlink w:anchor="_Toc239334110" w:history="1">
+          <w:hyperlink w:anchor="_Toc242124719" w:history="1">
             <w:r>
               <w:rPr>
                 <w:rStyle w:val="Hyperlink"/>
                 <w:noProof/>
               </w:rPr>
-              <w:t>Limitations</w:t>
+              <w:t>Limitations of humans</w:t>
             </w:r>
             <w:r>
               <w:rPr>
@@ -1546,7 +1683,7 @@
                 <w:noProof/>
                 <w:webHidden/>
               </w:rPr>
-              <w:instrText xml:space="preserve"> PAGEREF _Toc239334110 \h </w:instrText>
+              <w:instrText xml:space="preserve"> PAGEREF _Toc242124719 \h </w:instrText>
             </w:r>
             <w:r>
               <w:rPr>
@@ -1566,7 +1703,77 @@
                 <w:noProof/>
                 <w:webHidden/>
               </w:rPr>
-              <w:t>2</w:t>
+              <w:t>3</w:t>
+            </w:r>
+            <w:r>
+              <w:rPr>
+                <w:noProof/>
+                <w:webHidden/>
+              </w:rPr>
+              <w:fldChar w:fldCharType="end"/>
+            </w:r>
+          </w:hyperlink>
+        </w:p>
+        <w:p>
+          <w:pPr>
+            <w:pStyle w:val="TOC2"/>
+            <w:tabs>
+              <w:tab w:val="right" w:leader="dot" w:pos="9016"/>
+            </w:tabs>
+            <w:rPr>
+              <w:rFonts w:eastAsiaTheme="minorEastAsia"/>
+              <w:noProof/>
+              <w:lang w:eastAsia="en-NZ"/>
+            </w:rPr>
+          </w:pPr>
+          <w:hyperlink w:anchor="_Toc242124720" w:history="1">
+            <w:r>
+              <w:rPr>
+                <w:rStyle w:val="Hyperlink"/>
+                <w:noProof/>
+              </w:rPr>
+              <w:t>Limitations of LLMs</w:t>
+            </w:r>
+            <w:r>
+              <w:rPr>
+                <w:noProof/>
+                <w:webHidden/>
+              </w:rPr>
+              <w:tab/>
+            </w:r>
+            <w:r>
+              <w:rPr>
+                <w:noProof/>
+                <w:webHidden/>
+              </w:rPr>
+              <w:fldChar w:fldCharType="begin"/>
+            </w:r>
+            <w:r>
+              <w:rPr>
+                <w:noProof/>
+                <w:webHidden/>
+              </w:rPr>
+              <w:instrText xml:space="preserve"> PAGEREF _Toc242124720 \h </w:instrText>
+            </w:r>
+            <w:r>
+              <w:rPr>
+                <w:noProof/>
+                <w:webHidden/>
+              </w:rPr>
+            </w:r>
+            <w:r>
+              <w:rPr>
+                <w:noProof/>
+                <w:webHidden/>
+              </w:rPr>
+              <w:fldChar w:fldCharType="separate"/>
+            </w:r>
+            <w:r>
+              <w:rPr>
+                <w:noProof/>
+                <w:webHidden/>
+              </w:rPr>
+              <w:t>3</w:t>
             </w:r>
             <w:r>
               <w:rPr>
@@ -1589,7 +1796,7 @@
               <w:lang w:eastAsia="en-NZ"/>
             </w:rPr>
           </w:pPr>
-          <w:hyperlink w:anchor="_Toc239334111" w:history="1">
+          <w:hyperlink w:anchor="_Toc242124721" w:history="1">
             <w:r>
               <w:rPr>
                 <w:rStyle w:val="Hyperlink"/>
@@ -1616,7 +1823,7 @@
                 <w:noProof/>
                 <w:webHidden/>
               </w:rPr>
-              <w:instrText xml:space="preserve"> PAGEREF _Toc239334111 \h </w:instrText>
+              <w:instrText xml:space="preserve"> PAGEREF _Toc242124721 \h </w:instrText>
             </w:r>
             <w:r>
               <w:rPr>
@@ -1636,7 +1843,7 @@
                 <w:noProof/>
                 <w:webHidden/>
               </w:rPr>
-              <w:t>2</w:t>
+              <w:t>3</w:t>
             </w:r>
             <w:r>
               <w:rPr>
@@ -1659,7 +1866,7 @@
               <w:lang w:eastAsia="en-NZ"/>
             </w:rPr>
           </w:pPr>
-          <w:hyperlink w:anchor="_Toc239334112" w:history="1">
+          <w:hyperlink w:anchor="_Toc242124722" w:history="1">
             <w:r>
               <w:rPr>
                 <w:rStyle w:val="Hyperlink"/>
@@ -1686,7 +1893,7 @@
                 <w:noProof/>
                 <w:webHidden/>
               </w:rPr>
-              <w:instrText xml:space="preserve"> PAGEREF _Toc239334112 \h </w:instrText>
+              <w:instrText xml:space="preserve"> PAGEREF _Toc242124722 \h </w:instrText>
             </w:r>
             <w:r>
               <w:rPr>
@@ -1706,7 +1913,7 @@
                 <w:noProof/>
                 <w:webHidden/>
               </w:rPr>
-              <w:t>2</w:t>
+              <w:t>3</w:t>
             </w:r>
             <w:r>
               <w:rPr>
@@ -1729,7 +1936,7 @@
               <w:lang w:eastAsia="en-NZ"/>
             </w:rPr>
           </w:pPr>
-          <w:hyperlink w:anchor="_Toc239334113" w:history="1">
+          <w:hyperlink w:anchor="_Toc242124723" w:history="1">
             <w:r>
               <w:rPr>
                 <w:rStyle w:val="Hyperlink"/>
@@ -1756,7 +1963,7 @@
                 <w:noProof/>
                 <w:webHidden/>
               </w:rPr>
-              <w:instrText xml:space="preserve"> PAGEREF _Toc239334113 \h </w:instrText>
+              <w:instrText xml:space="preserve"> PAGEREF _Toc242124723 \h </w:instrText>
             </w:r>
             <w:r>
               <w:rPr>
@@ -1776,7 +1983,7 @@
                 <w:noProof/>
                 <w:webHidden/>
               </w:rPr>
-              <w:t>2</w:t>
+              <w:t>3</w:t>
             </w:r>
             <w:r>
               <w:rPr>
@@ -1799,7 +2006,7 @@
               <w:lang w:eastAsia="en-NZ"/>
             </w:rPr>
           </w:pPr>
-          <w:hyperlink w:anchor="_Toc239334114" w:history="1">
+          <w:hyperlink w:anchor="_Toc242124724" w:history="1">
             <w:r>
               <w:rPr>
                 <w:rStyle w:val="Hyperlink"/>
@@ -1826,7 +2033,7 @@
                 <w:noProof/>
                 <w:webHidden/>
               </w:rPr>
-              <w:instrText xml:space="preserve"> PAGEREF _Toc239334114 \h </w:instrText>
+              <w:instrText xml:space="preserve"> PAGEREF _Toc242124724 \h </w:instrText>
             </w:r>
             <w:r>
               <w:rPr>
@@ -1846,7 +2053,7 @@
                 <w:noProof/>
                 <w:webHidden/>
               </w:rPr>
-              <w:t>2</w:t>
+              <w:t>3</w:t>
             </w:r>
             <w:r>
               <w:rPr>
@@ -1869,7 +2076,7 @@
               <w:lang w:eastAsia="en-NZ"/>
             </w:rPr>
           </w:pPr>
-          <w:hyperlink w:anchor="_Toc239334115" w:history="1">
+          <w:hyperlink w:anchor="_Toc242124725" w:history="1">
             <w:r>
               <w:rPr>
                 <w:rStyle w:val="Hyperlink"/>
@@ -1896,7 +2103,7 @@
                 <w:noProof/>
                 <w:webHidden/>
               </w:rPr>
-              <w:instrText xml:space="preserve"> PAGEREF _Toc239334115 \h </w:instrText>
+              <w:instrText xml:space="preserve"> PAGEREF _Toc242124725 \h </w:instrText>
             </w:r>
             <w:r>
               <w:rPr>
@@ -1986,6 +2193,587 @@
     </w:p>
     <w:p>
       <w:pPr>
+        <w:pStyle w:val="Heading1"/>
+      </w:pPr>
+      <w:bookmarkStart w:id="1" w:name="_Toc242124711"/>
+      <w:r>
+        <w:lastRenderedPageBreak/>
+        <w:t>Background</w:t>
+      </w:r>
+      <w:bookmarkEnd w:id="1"/>
+    </w:p>
+    <w:p>
+      <w:pPr>
+        <w:pStyle w:val="Heading2"/>
+      </w:pPr>
+      <w:bookmarkStart w:id="2" w:name="_Toc242124712"/>
+      <w:r>
+        <w:t>Research Limitations</w:t>
+      </w:r>
+      <w:bookmarkEnd w:id="2"/>
+    </w:p>
+    <w:p>
+      <w:pPr>
+        <w:pStyle w:val="TNR"/>
+      </w:pPr>
+      <w:r>
+        <w:t>For this investigation</w:t>
+      </w:r>
+    </w:p>
+    <w:p>
+      <w:pPr>
+        <w:pStyle w:val="Heading2"/>
+      </w:pPr>
+      <w:bookmarkStart w:id="3" w:name="_Toc242124713"/>
+      <w:r>
+        <w:t>DFIR</w:t>
+      </w:r>
+      <w:bookmarkEnd w:id="3"/>
+    </w:p>
+    <w:p/>
+    <w:p>
+      <w:pPr>
+        <w:pStyle w:val="Heading2"/>
+      </w:pPr>
+      <w:bookmarkStart w:id="4" w:name="_Toc242124714"/>
+      <w:r>
+        <w:t>Testing Environment</w:t>
+      </w:r>
+      <w:bookmarkEnd w:id="4"/>
+    </w:p>
+    <w:p>
+      <w:pPr>
+        <w:pStyle w:val="Heading3"/>
+      </w:pPr>
+      <w:bookmarkStart w:id="5" w:name="_Toc242124715"/>
+      <w:r>
+        <w:t>Tools</w:t>
+      </w:r>
+      <w:bookmarkEnd w:id="5"/>
+    </w:p>
+    <w:p/>
+    <w:p>
+      <w:pPr>
+        <w:pStyle w:val="Heading3"/>
+      </w:pPr>
+      <w:bookmarkStart w:id="6" w:name="_Toc242124716"/>
+      <w:r>
+        <w:t>Test Cases</w:t>
+      </w:r>
+      <w:bookmarkEnd w:id="6"/>
+    </w:p>
+    <w:tbl>
+      <w:tblPr>
+        <w:tblStyle w:val="PlainTable5"/>
+        <w:tblW w:w="0" w:type="auto"/>
+        <w:tblLook w:val="04A0" w:firstRow="1" w:lastRow="0" w:firstColumn="1" w:lastColumn="0" w:noHBand="0" w:noVBand="1"/>
+      </w:tblPr>
+      <w:tblGrid>
+        <w:gridCol w:w="1803"/>
+        <w:gridCol w:w="2103"/>
+        <w:gridCol w:w="2583"/>
+        <w:gridCol w:w="2537"/>
+      </w:tblGrid>
+      <w:tr>
+        <w:trPr>
+          <w:cnfStyle w:val="100000000000" w:firstRow="1" w:lastRow="0" w:firstColumn="0" w:lastColumn="0" w:oddVBand="0" w:evenVBand="0" w:oddHBand="0" w:evenHBand="0" w:firstRowFirstColumn="0" w:firstRowLastColumn="0" w:lastRowFirstColumn="0" w:lastRowLastColumn="0"/>
+        </w:trPr>
+        <w:tc>
+          <w:tcPr>
+            <w:cnfStyle w:val="001000000100" w:firstRow="0" w:lastRow="0" w:firstColumn="1" w:lastColumn="0" w:oddVBand="0" w:evenVBand="0" w:oddHBand="0" w:evenHBand="0" w:firstRowFirstColumn="1" w:firstRowLastColumn="0" w:lastRowFirstColumn="0" w:lastRowLastColumn="0"/>
+            <w:tcW w:w="1913" w:type="dxa"/>
+          </w:tcPr>
+          <w:p/>
+        </w:tc>
+        <w:tc>
+          <w:tcPr>
+            <w:tcW w:w="2318" w:type="dxa"/>
+          </w:tcPr>
+          <w:p>
+            <w:pPr>
+              <w:cnfStyle w:val="100000000000" w:firstRow="1" w:lastRow="0" w:firstColumn="0" w:lastColumn="0" w:oddVBand="0" w:evenVBand="0" w:oddHBand="0" w:evenHBand="0" w:firstRowFirstColumn="0" w:firstRowLastColumn="0" w:lastRowFirstColumn="0" w:lastRowLastColumn="0"/>
+              <w:rPr>
+                <w:b/>
+                <w:bCs/>
+              </w:rPr>
+            </w:pPr>
+            <w:r>
+              <w:rPr>
+                <w:b/>
+                <w:bCs/>
+              </w:rPr>
+              <w:t>Foremost</w:t>
+            </w:r>
+          </w:p>
+        </w:tc>
+        <w:tc>
+          <w:tcPr>
+            <w:tcW w:w="2174" w:type="dxa"/>
+          </w:tcPr>
+          <w:p>
+            <w:pPr>
+              <w:cnfStyle w:val="100000000000" w:firstRow="1" w:lastRow="0" w:firstColumn="0" w:lastColumn="0" w:oddVBand="0" w:evenVBand="0" w:oddHBand="0" w:evenHBand="0" w:firstRowFirstColumn="0" w:firstRowLastColumn="0" w:lastRowFirstColumn="0" w:lastRowLastColumn="0"/>
+              <w:rPr>
+                <w:b/>
+                <w:bCs/>
+              </w:rPr>
+            </w:pPr>
+            <w:r>
+              <w:rPr>
+                <w:b/>
+                <w:bCs/>
+              </w:rPr>
+              <w:t>Nmap</w:t>
+            </w:r>
+          </w:p>
+        </w:tc>
+        <w:tc>
+          <w:tcPr>
+            <w:tcW w:w="2611" w:type="dxa"/>
+          </w:tcPr>
+          <w:p>
+            <w:pPr>
+              <w:cnfStyle w:val="100000000000" w:firstRow="1" w:lastRow="0" w:firstColumn="0" w:lastColumn="0" w:oddVBand="0" w:evenVBand="0" w:oddHBand="0" w:evenHBand="0" w:firstRowFirstColumn="0" w:firstRowLastColumn="0" w:lastRowFirstColumn="0" w:lastRowLastColumn="0"/>
+              <w:rPr>
+                <w:b/>
+                <w:bCs/>
+              </w:rPr>
+            </w:pPr>
+            <w:r>
+              <w:rPr>
+                <w:b/>
+                <w:bCs/>
+              </w:rPr>
+              <w:t>Wireshark</w:t>
+            </w:r>
+          </w:p>
+        </w:tc>
+      </w:tr>
+      <w:tr>
+        <w:trPr>
+          <w:cnfStyle w:val="000000100000" w:firstRow="0" w:lastRow="0" w:firstColumn="0" w:lastColumn="0" w:oddVBand="0" w:evenVBand="0" w:oddHBand="1" w:evenHBand="0" w:firstRowFirstColumn="0" w:firstRowLastColumn="0" w:lastRowFirstColumn="0" w:lastRowLastColumn="0"/>
+        </w:trPr>
+        <w:tc>
+          <w:tcPr>
+            <w:cnfStyle w:val="001000000000" w:firstRow="0" w:lastRow="0" w:firstColumn="1" w:lastColumn="0" w:oddVBand="0" w:evenVBand="0" w:oddHBand="0" w:evenHBand="0" w:firstRowFirstColumn="0" w:firstRowLastColumn="0" w:lastRowFirstColumn="0" w:lastRowLastColumn="0"/>
+            <w:tcW w:w="1913" w:type="dxa"/>
+          </w:tcPr>
+          <w:p>
+            <w:pPr>
+              <w:jc w:val="left"/>
+              <w:rPr>
+                <w:b/>
+                <w:bCs/>
+              </w:rPr>
+            </w:pPr>
+            <w:r>
+              <w:rPr>
+                <w:b/>
+                <w:bCs/>
+              </w:rPr>
+              <w:t>File Type</w:t>
+            </w:r>
+          </w:p>
+        </w:tc>
+        <w:tc>
+          <w:tcPr>
+            <w:tcW w:w="2318" w:type="dxa"/>
+          </w:tcPr>
+          <w:p>
+            <w:pPr>
+              <w:cnfStyle w:val="000000100000" w:firstRow="0" w:lastRow="0" w:firstColumn="0" w:lastColumn="0" w:oddVBand="0" w:evenVBand="0" w:oddHBand="1" w:evenHBand="0" w:firstRowFirstColumn="0" w:firstRowLastColumn="0" w:lastRowFirstColumn="0" w:lastRowLastColumn="0"/>
+            </w:pPr>
+            <w:r>
+              <w:t>.DD/.</w:t>
+            </w:r>
+            <w:r>
+              <w:t>TXT</w:t>
+            </w:r>
+          </w:p>
+        </w:tc>
+        <w:tc>
+          <w:tcPr>
+            <w:tcW w:w="2174" w:type="dxa"/>
+          </w:tcPr>
+          <w:p>
+            <w:pPr>
+              <w:cnfStyle w:val="000000100000" w:firstRow="0" w:lastRow="0" w:firstColumn="0" w:lastColumn="0" w:oddVBand="0" w:evenVBand="0" w:oddHBand="1" w:evenHBand="0" w:firstRowFirstColumn="0" w:firstRowLastColumn="0" w:lastRowFirstColumn="0" w:lastRowLastColumn="0"/>
+            </w:pPr>
+            <w:r>
+              <w:t>.</w:t>
+            </w:r>
+            <w:r>
+              <w:t>XML</w:t>
+            </w:r>
+            <w:r>
+              <w:t>/.</w:t>
+            </w:r>
+            <w:r>
+              <w:t>TXT</w:t>
+            </w:r>
+          </w:p>
+        </w:tc>
+        <w:tc>
+          <w:tcPr>
+            <w:tcW w:w="2611" w:type="dxa"/>
+          </w:tcPr>
+          <w:p>
+            <w:pPr>
+              <w:cnfStyle w:val="000000100000" w:firstRow="0" w:lastRow="0" w:firstColumn="0" w:lastColumn="0" w:oddVBand="0" w:evenVBand="0" w:oddHBand="1" w:evenHBand="0" w:firstRowFirstColumn="0" w:firstRowLastColumn="0" w:lastRowFirstColumn="0" w:lastRowLastColumn="0"/>
+            </w:pPr>
+            <w:r>
+              <w:t>.</w:t>
+            </w:r>
+            <w:r>
+              <w:t>PCAP</w:t>
+            </w:r>
+            <w:r>
+              <w:t>/</w:t>
+            </w:r>
+            <w:r>
+              <w:t>NG</w:t>
+            </w:r>
+          </w:p>
+        </w:tc>
+      </w:tr>
+      <w:tr>
+        <w:tc>
+          <w:tcPr>
+            <w:cnfStyle w:val="001000000000" w:firstRow="0" w:lastRow="0" w:firstColumn="1" w:lastColumn="0" w:oddVBand="0" w:evenVBand="0" w:oddHBand="0" w:evenHBand="0" w:firstRowFirstColumn="0" w:firstRowLastColumn="0" w:lastRowFirstColumn="0" w:lastRowLastColumn="0"/>
+            <w:tcW w:w="1913" w:type="dxa"/>
+          </w:tcPr>
+          <w:p>
+            <w:pPr>
+              <w:jc w:val="left"/>
+              <w:rPr>
+                <w:b/>
+                <w:bCs/>
+              </w:rPr>
+            </w:pPr>
+            <w:r>
+              <w:rPr>
+                <w:b/>
+                <w:bCs/>
+              </w:rPr>
+              <w:t>Converted to</w:t>
+            </w:r>
+          </w:p>
+        </w:tc>
+        <w:tc>
+          <w:tcPr>
+            <w:tcW w:w="2318" w:type="dxa"/>
+          </w:tcPr>
+          <w:p>
+            <w:pPr>
+              <w:cnfStyle w:val="000000000000" w:firstRow="0" w:lastRow="0" w:firstColumn="0" w:lastColumn="0" w:oddVBand="0" w:evenVBand="0" w:oddHBand="0" w:evenHBand="0" w:firstRowFirstColumn="0" w:firstRowLastColumn="0" w:lastRowFirstColumn="0" w:lastRowLastColumn="0"/>
+            </w:pPr>
+            <w:r>
+              <w:t>.</w:t>
+            </w:r>
+            <w:r>
+              <w:t>TXT</w:t>
+            </w:r>
+          </w:p>
+        </w:tc>
+        <w:tc>
+          <w:tcPr>
+            <w:tcW w:w="2174" w:type="dxa"/>
+          </w:tcPr>
+          <w:p>
+            <w:pPr>
+              <w:cnfStyle w:val="000000000000" w:firstRow="0" w:lastRow="0" w:firstColumn="0" w:lastColumn="0" w:oddVBand="0" w:evenVBand="0" w:oddHBand="0" w:evenHBand="0" w:firstRowFirstColumn="0" w:firstRowLastColumn="0" w:lastRowFirstColumn="0" w:lastRowLastColumn="0"/>
+            </w:pPr>
+            <w:r>
+              <w:t>.</w:t>
+            </w:r>
+            <w:r>
+              <w:t>TOON</w:t>
+            </w:r>
+          </w:p>
+        </w:tc>
+        <w:tc>
+          <w:tcPr>
+            <w:tcW w:w="2611" w:type="dxa"/>
+          </w:tcPr>
+          <w:p>
+            <w:pPr>
+              <w:cnfStyle w:val="000000000000" w:firstRow="0" w:lastRow="0" w:firstColumn="0" w:lastColumn="0" w:oddVBand="0" w:evenVBand="0" w:oddHBand="0" w:evenHBand="0" w:firstRowFirstColumn="0" w:firstRowLastColumn="0" w:lastRowFirstColumn="0" w:lastRowLastColumn="0"/>
+            </w:pPr>
+            <w:r>
+              <w:t>.</w:t>
+            </w:r>
+            <w:r>
+              <w:t>CSV</w:t>
+            </w:r>
+          </w:p>
+        </w:tc>
+      </w:tr>
+      <w:tr>
+        <w:trPr>
+          <w:cnfStyle w:val="000000100000" w:firstRow="0" w:lastRow="0" w:firstColumn="0" w:lastColumn="0" w:oddVBand="0" w:evenVBand="0" w:oddHBand="1" w:evenHBand="0" w:firstRowFirstColumn="0" w:firstRowLastColumn="0" w:lastRowFirstColumn="0" w:lastRowLastColumn="0"/>
+        </w:trPr>
+        <w:tc>
+          <w:tcPr>
+            <w:cnfStyle w:val="001000000000" w:firstRow="0" w:lastRow="0" w:firstColumn="1" w:lastColumn="0" w:oddVBand="0" w:evenVBand="0" w:oddHBand="0" w:evenHBand="0" w:firstRowFirstColumn="0" w:firstRowLastColumn="0" w:lastRowFirstColumn="0" w:lastRowLastColumn="0"/>
+            <w:tcW w:w="1913" w:type="dxa"/>
+          </w:tcPr>
+          <w:p>
+            <w:pPr>
+              <w:jc w:val="left"/>
+              <w:rPr>
+                <w:b/>
+                <w:bCs/>
+              </w:rPr>
+            </w:pPr>
+            <w:r>
+              <w:rPr>
+                <w:b/>
+                <w:bCs/>
+              </w:rPr>
+              <w:t>Case File 1</w:t>
+            </w:r>
+          </w:p>
+        </w:tc>
+        <w:tc>
+          <w:tcPr>
+            <w:tcW w:w="2318" w:type="dxa"/>
+          </w:tcPr>
+          <w:p>
+            <w:pPr>
+              <w:cnfStyle w:val="000000100000" w:firstRow="0" w:lastRow="0" w:firstColumn="0" w:lastColumn="0" w:oddVBand="0" w:evenVBand="0" w:oddHBand="1" w:evenHBand="0" w:firstRowFirstColumn="0" w:firstRowLastColumn="0" w:lastRowFirstColumn="0" w:lastRowLastColumn="0"/>
+            </w:pPr>
+            <w:r>
+              <w:t>Three.dd</w:t>
+            </w:r>
+          </w:p>
+        </w:tc>
+        <w:tc>
+          <w:tcPr>
+            <w:tcW w:w="2174" w:type="dxa"/>
+          </w:tcPr>
+          <w:p>
+            <w:pPr>
+              <w:cnfStyle w:val="000000100000" w:firstRow="0" w:lastRow="0" w:firstColumn="0" w:lastColumn="0" w:oddVBand="0" w:evenVBand="0" w:oddHBand="1" w:evenHBand="0" w:firstRowFirstColumn="0" w:firstRowLastColumn="0" w:lastRowFirstColumn="0" w:lastRowLastColumn="0"/>
+            </w:pPr>
+            <w:r>
+              <w:t>Nmap_example.xml</w:t>
+            </w:r>
+          </w:p>
+        </w:tc>
+        <w:tc>
+          <w:tcPr>
+            <w:tcW w:w="2611" w:type="dxa"/>
+          </w:tcPr>
+          <w:p>
+            <w:pPr>
+              <w:cnfStyle w:val="000000100000" w:firstRow="0" w:lastRow="0" w:firstColumn="0" w:lastColumn="0" w:oddVBand="0" w:evenVBand="0" w:oddHBand="1" w:evenHBand="0" w:firstRowFirstColumn="0" w:firstRowLastColumn="0" w:lastRowFirstColumn="0" w:lastRowLastColumn="0"/>
+            </w:pPr>
+            <w:r>
+              <w:t>evidence01.pcap</w:t>
+            </w:r>
+          </w:p>
+        </w:tc>
+      </w:tr>
+      <w:tr>
+        <w:tc>
+          <w:tcPr>
+            <w:cnfStyle w:val="001000000000" w:firstRow="0" w:lastRow="0" w:firstColumn="1" w:lastColumn="0" w:oddVBand="0" w:evenVBand="0" w:oddHBand="0" w:evenHBand="0" w:firstRowFirstColumn="0" w:firstRowLastColumn="0" w:lastRowFirstColumn="0" w:lastRowLastColumn="0"/>
+            <w:tcW w:w="1913" w:type="dxa"/>
+          </w:tcPr>
+          <w:p>
+            <w:pPr>
+              <w:jc w:val="left"/>
+              <w:rPr>
+                <w:b/>
+                <w:bCs/>
+              </w:rPr>
+            </w:pPr>
+            <w:r>
+              <w:rPr>
+                <w:b/>
+                <w:bCs/>
+              </w:rPr>
+              <w:t>Case File 2</w:t>
+            </w:r>
+          </w:p>
+        </w:tc>
+        <w:tc>
+          <w:tcPr>
+            <w:tcW w:w="2318" w:type="dxa"/>
+          </w:tcPr>
+          <w:p>
+            <w:pPr>
+              <w:cnfStyle w:val="000000000000" w:firstRow="0" w:lastRow="0" w:firstColumn="0" w:lastColumn="0" w:oddVBand="0" w:evenVBand="0" w:oddHBand="0" w:evenHBand="0" w:firstRowFirstColumn="0" w:firstRowLastColumn="0" w:lastRowFirstColumn="0" w:lastRowLastColumn="0"/>
+            </w:pPr>
+            <w:r>
+              <w:t>EIGHT.dd</w:t>
+            </w:r>
+          </w:p>
+        </w:tc>
+        <w:tc>
+          <w:tcPr>
+            <w:tcW w:w="2174" w:type="dxa"/>
+          </w:tcPr>
+          <w:p>
+            <w:pPr>
+              <w:cnfStyle w:val="000000000000" w:firstRow="0" w:lastRow="0" w:firstColumn="0" w:lastColumn="0" w:oddVBand="0" w:evenVBand="0" w:oddHBand="0" w:evenHBand="0" w:firstRowFirstColumn="0" w:firstRowLastColumn="0" w:lastRowFirstColumn="0" w:lastRowLastColumn="0"/>
+            </w:pPr>
+            <w:r>
+              <w:t>SOITnetworkscan.xml</w:t>
+            </w:r>
+          </w:p>
+        </w:tc>
+        <w:tc>
+          <w:tcPr>
+            <w:tcW w:w="2611" w:type="dxa"/>
+          </w:tcPr>
+          <w:p>
+            <w:pPr>
+              <w:cnfStyle w:val="000000000000" w:firstRow="0" w:lastRow="0" w:firstColumn="0" w:lastColumn="0" w:oddVBand="0" w:evenVBand="0" w:oddHBand="0" w:evenHBand="0" w:firstRowFirstColumn="0" w:firstRowLastColumn="0" w:lastRowFirstColumn="0" w:lastRowLastColumn="0"/>
+            </w:pPr>
+            <w:r>
+              <w:t>evidence02.pcapng</w:t>
+            </w:r>
+          </w:p>
+        </w:tc>
+      </w:tr>
+      <w:tr>
+        <w:trPr>
+          <w:cnfStyle w:val="000000100000" w:firstRow="0" w:lastRow="0" w:firstColumn="0" w:lastColumn="0" w:oddVBand="0" w:evenVBand="0" w:oddHBand="1" w:evenHBand="0" w:firstRowFirstColumn="0" w:firstRowLastColumn="0" w:lastRowFirstColumn="0" w:lastRowLastColumn="0"/>
+        </w:trPr>
+        <w:tc>
+          <w:tcPr>
+            <w:cnfStyle w:val="001000000000" w:firstRow="0" w:lastRow="0" w:firstColumn="1" w:lastColumn="0" w:oddVBand="0" w:evenVBand="0" w:oddHBand="0" w:evenHBand="0" w:firstRowFirstColumn="0" w:firstRowLastColumn="0" w:lastRowFirstColumn="0" w:lastRowLastColumn="0"/>
+            <w:tcW w:w="1913" w:type="dxa"/>
+          </w:tcPr>
+          <w:p>
+            <w:pPr>
+              <w:jc w:val="left"/>
+              <w:rPr>
+                <w:b/>
+                <w:bCs/>
+              </w:rPr>
+            </w:pPr>
+            <w:r>
+              <w:rPr>
+                <w:b/>
+                <w:bCs/>
+              </w:rPr>
+              <w:t>Case File 3</w:t>
+            </w:r>
+          </w:p>
+        </w:tc>
+        <w:tc>
+          <w:tcPr>
+            <w:tcW w:w="2318" w:type="dxa"/>
+          </w:tcPr>
+          <w:p>
+            <w:pPr>
+              <w:cnfStyle w:val="000000100000" w:firstRow="0" w:lastRow="0" w:firstColumn="0" w:lastColumn="0" w:oddVBand="0" w:evenVBand="0" w:oddHBand="1" w:evenHBand="0" w:firstRowFirstColumn="0" w:firstRowLastColumn="0" w:lastRowFirstColumn="0" w:lastRowLastColumn="0"/>
+            </w:pPr>
+            <w:r>
+              <w:t>NINE.dd</w:t>
+            </w:r>
+          </w:p>
+        </w:tc>
+        <w:tc>
+          <w:tcPr>
+            <w:tcW w:w="2174" w:type="dxa"/>
+          </w:tcPr>
+          <w:p>
+            <w:pPr>
+              <w:cnfStyle w:val="000000100000" w:firstRow="0" w:lastRow="0" w:firstColumn="0" w:lastColumn="0" w:oddVBand="0" w:evenVBand="0" w:oddHBand="1" w:evenHBand="0" w:firstRowFirstColumn="0" w:firstRowLastColumn="0" w:lastRowFirstColumn="0" w:lastRowLastColumn="0"/>
+            </w:pPr>
+            <w:r>
+              <w:t>28sepServiceScan.xml</w:t>
+            </w:r>
+          </w:p>
+        </w:tc>
+        <w:tc>
+          <w:tcPr>
+            <w:tcW w:w="2611" w:type="dxa"/>
+          </w:tcPr>
+          <w:p>
+            <w:pPr>
+              <w:cnfStyle w:val="000000100000" w:firstRow="0" w:lastRow="0" w:firstColumn="0" w:lastColumn="0" w:oddVBand="0" w:evenVBand="0" w:oddHBand="1" w:evenHBand="0" w:firstRowFirstColumn="0" w:firstRowLastColumn="0" w:lastRowFirstColumn="0" w:lastRowLastColumn="0"/>
+            </w:pPr>
+            <w:r>
+              <w:t>evidence03.pcap</w:t>
+            </w:r>
+          </w:p>
+        </w:tc>
+      </w:tr>
+    </w:tbl>
+    <w:p/>
+    <w:p>
+      <w:pPr>
+        <w:pStyle w:val="Heading1"/>
+      </w:pPr>
+      <w:bookmarkStart w:id="7" w:name="_Toc242124717"/>
+      <w:r>
+        <w:t>Findings</w:t>
+      </w:r>
+      <w:bookmarkEnd w:id="7"/>
+    </w:p>
+    <w:p>
+      <w:pPr>
+        <w:pStyle w:val="Heading3"/>
+      </w:pPr>
+      <w:bookmarkStart w:id="8" w:name="_Toc242124718"/>
+      <w:r>
+        <w:t>Data Types</w:t>
+      </w:r>
+      <w:bookmarkEnd w:id="8"/>
+    </w:p>
+    <w:p>
+      <w:pPr>
+        <w:pStyle w:val="Heading4"/>
+      </w:pPr>
+      <w:r>
+        <w:t>Foremost</w:t>
+      </w:r>
+    </w:p>
+    <w:p>
+      <w:pPr>
+        <w:pStyle w:val="Heading4"/>
+      </w:pPr>
+      <w:r>
+        <w:t>Nmap</w:t>
+      </w:r>
+    </w:p>
+    <w:p>
+      <w:pPr>
+        <w:pStyle w:val="Heading4"/>
+      </w:pPr>
+      <w:r>
+        <w:t>Wireshark</w:t>
+      </w:r>
+    </w:p>
+    <w:p>
+      <w:pPr>
+        <w:pStyle w:val="TNR"/>
+      </w:pPr>
+      <w:r>
+        <w:t>Wireshark presents the largest investigable datasets in the form of network packet captures. This data includes source/destination IP, frame number</w:t>
+      </w:r>
+      <w:r>
+        <w:t>s</w:t>
+      </w:r>
+      <w:r>
+        <w:t xml:space="preserve">, and info column contents for every single network packet captured, in some datasets numbering in the tens of </w:t>
+      </w:r>
+      <w:r>
+        <w:t>thousands</w:t>
+      </w:r>
+      <w:r>
+        <w:t>. The impact of this was mitigated by exporting the Wireshark packet dissections that would be most relevant to an LLM analyst with “tshark” and feeding that data directly to an Ollama model as a CSV file.</w:t>
+      </w:r>
+      <w:r>
+        <w:t xml:space="preserve"> Ollama and Gemma4 still struggled greatly with the sheer size of input data despite 30k context capacity and prompt chunking, which came out in the quality of the reports. </w:t>
+      </w:r>
+    </w:p>
+    <w:p>
+      <w:pPr>
         <w:pStyle w:val="TNR"/>
       </w:pPr>
     </w:p>
@@ -2006,114 +2794,158 @@
     </w:p>
     <w:p>
       <w:pPr>
-        <w:pStyle w:val="Heading1"/>
+        <w:pStyle w:val="TNR"/>
       </w:pPr>
-      <w:bookmarkStart w:id="1" w:name="_Toc239334104"/>
       <w:r>
         <w:lastRenderedPageBreak/>
-        <w:t>Background</w:t>
+        <w:t xml:space="preserve">In this example below, </w:t>
       </w:r>
-      <w:bookmarkEnd w:id="1"/>
+      <w:r>
+        <w:t>the AI hallucinates the packet range it was explicitly asked for (1) and is unable to fully reassemble a message that appears from the subject typing one character at a time (2), the original message was “iknowyouarewatching” but it fails to identify this</w:t>
+      </w:r>
+      <w:r>
+        <w:t xml:space="preserve">, likely due to the LLM having to keep in mind a large string of </w:t>
+      </w:r>
+      <w:r>
+        <w:t>TCP</w:t>
+      </w:r>
+      <w:r>
+        <w:t xml:space="preserve"> packet data. </w:t>
+      </w:r>
+    </w:p>
+    <w:p>
+      <w:pPr>
+        <w:pStyle w:val="Caption"/>
+        <w:keepNext/>
+        <w:jc w:val="both"/>
+      </w:pPr>
+      <w:r>
+        <w:t xml:space="preserve">Figure </w:t>
+      </w:r>
+      <w:r>
+        <w:fldChar w:fldCharType="begin"/>
+      </w:r>
+      <w:r>
+        <w:instrText xml:space="preserve"> SEQ Figure \* ARABIC </w:instrText>
+      </w:r>
+      <w:r>
+        <w:fldChar w:fldCharType="separate"/>
+      </w:r>
+      <w:r>
+        <w:rPr>
+          <w:noProof/>
+        </w:rPr>
+        <w:t>1</w:t>
+      </w:r>
+      <w:r>
+        <w:fldChar w:fldCharType="end"/>
+      </w:r>
+    </w:p>
+    <w:p>
+      <w:pPr>
+        <w:pStyle w:val="TNR"/>
+      </w:pPr>
+      <w:r>
+        <w:drawing>
+          <wp:inline distT="0" distB="0" distL="0" distR="0" wp14:anchorId="15797118" wp14:editId="210B2ABB">
+            <wp:extent cx="5731510" cy="5422900"/>
+            <wp:effectExtent l="0" t="0" r="2540" b="6350"/>
+            <wp:docPr id="745658143" name="Picture 1"/>
+            <wp:cNvGraphicFramePr>
+              <a:graphicFrameLocks xmlns:a="http://schemas.openxmlformats.org/drawingml/2006/main" noChangeAspect="1"/>
+            </wp:cNvGraphicFramePr>
+            <a:graphic xmlns:a="http://schemas.openxmlformats.org/drawingml/2006/main">
+              <a:graphicData uri="http://schemas.openxmlformats.org/drawingml/2006/picture">
+                <pic:pic xmlns:pic="http://schemas.openxmlformats.org/drawingml/2006/picture">
+                  <pic:nvPicPr>
+                    <pic:cNvPr id="745658143" name=""/>
+                    <pic:cNvPicPr/>
+                  </pic:nvPicPr>
+                  <pic:blipFill>
+                    <a:blip r:embed="rId8"/>
+                    <a:stretch>
+                      <a:fillRect/>
+                    </a:stretch>
+                  </pic:blipFill>
+                  <pic:spPr>
+                    <a:xfrm>
+                      <a:off x="0" y="0"/>
+                      <a:ext cx="5731510" cy="5422900"/>
+                    </a:xfrm>
+                    <a:prstGeom prst="rect">
+                      <a:avLst/>
+                    </a:prstGeom>
+                  </pic:spPr>
+                </pic:pic>
+              </a:graphicData>
+            </a:graphic>
+          </wp:inline>
+        </w:drawing>
+      </w:r>
     </w:p>
     <w:p>
       <w:pPr>
         <w:pStyle w:val="Heading2"/>
       </w:pPr>
-      <w:bookmarkStart w:id="2" w:name="_Toc239334105"/>
+      <w:bookmarkStart w:id="9" w:name="_Toc242124719"/>
       <w:r>
-        <w:t>DFIR</w:t>
+        <w:lastRenderedPageBreak/>
+        <w:t>Limitations of humans</w:t>
       </w:r>
-      <w:bookmarkEnd w:id="2"/>
+      <w:bookmarkEnd w:id="9"/>
     </w:p>
     <w:p>
       <w:pPr>
         <w:pStyle w:val="Heading2"/>
       </w:pPr>
-      <w:bookmarkStart w:id="3" w:name="_Toc239334106"/>
+      <w:bookmarkStart w:id="10" w:name="_Toc242124720"/>
       <w:r>
-        <w:t>Testing Environment</w:t>
+        <w:t>Limitations</w:t>
       </w:r>
-      <w:bookmarkEnd w:id="3"/>
+      <w:r>
+        <w:t xml:space="preserve"> of LLMs</w:t>
+      </w:r>
+      <w:bookmarkEnd w:id="10"/>
     </w:p>
     <w:p>
       <w:pPr>
         <w:pStyle w:val="Heading3"/>
       </w:pPr>
-      <w:bookmarkStart w:id="4" w:name="_Toc239334107"/>
+      <w:bookmarkStart w:id="11" w:name="_Toc242124721"/>
       <w:r>
-        <w:t>Tools</w:t>
+        <w:t>Foremost</w:t>
       </w:r>
-      <w:bookmarkEnd w:id="4"/>
+      <w:bookmarkEnd w:id="11"/>
     </w:p>
     <w:p>
       <w:pPr>
         <w:pStyle w:val="Heading3"/>
       </w:pPr>
-      <w:bookmarkStart w:id="5" w:name="_Toc239334108"/>
+      <w:bookmarkStart w:id="12" w:name="_Toc242124722"/>
       <w:r>
-        <w:t>Test Cases</w:t>
+        <w:t>Nmap</w:t>
       </w:r>
-      <w:bookmarkEnd w:id="5"/>
+      <w:bookmarkEnd w:id="12"/>
+    </w:p>
+    <w:p>
+      <w:pPr>
+        <w:pStyle w:val="Heading3"/>
+      </w:pPr>
+      <w:bookmarkStart w:id="13" w:name="_Toc242124723"/>
+      <w:r>
+        <w:t>Wireshark</w:t>
+      </w:r>
+      <w:bookmarkEnd w:id="13"/>
     </w:p>
     <w:p>
       <w:pPr>
         <w:pStyle w:val="Heading1"/>
       </w:pPr>
-      <w:bookmarkStart w:id="6" w:name="_Toc239334109"/>
-      <w:r>
-        <w:t>Findings</w:t>
-      </w:r>
-      <w:bookmarkEnd w:id="6"/>
-    </w:p>
-    <w:p>
-      <w:pPr>
-        <w:pStyle w:val="Heading2"/>
-      </w:pPr>
-      <w:bookmarkStart w:id="7" w:name="_Toc239334110"/>
-      <w:r>
-        <w:t>Limitations</w:t>
-      </w:r>
-      <w:bookmarkEnd w:id="7"/>
-    </w:p>
-    <w:p>
-      <w:pPr>
-        <w:pStyle w:val="Heading3"/>
-      </w:pPr>
-      <w:bookmarkStart w:id="8" w:name="_Toc239334111"/>
-      <w:r>
-        <w:t>Foremost</w:t>
-      </w:r>
-      <w:bookmarkEnd w:id="8"/>
-    </w:p>
-    <w:p>
-      <w:pPr>
-        <w:pStyle w:val="Heading3"/>
-      </w:pPr>
-      <w:bookmarkStart w:id="9" w:name="_Toc239334112"/>
-      <w:r>
-        <w:t>Nmap</w:t>
-      </w:r>
-      <w:bookmarkEnd w:id="9"/>
-    </w:p>
-    <w:p>
-      <w:pPr>
-        <w:pStyle w:val="Heading3"/>
-      </w:pPr>
-      <w:bookmarkStart w:id="10" w:name="_Toc239334113"/>
-      <w:r>
-        <w:t>Wireshark</w:t>
-      </w:r>
-      <w:bookmarkEnd w:id="10"/>
-    </w:p>
-    <w:p>
-      <w:pPr>
-        <w:pStyle w:val="Heading1"/>
-      </w:pPr>
-      <w:bookmarkStart w:id="11" w:name="_Toc239334114"/>
+      <w:bookmarkStart w:id="14" w:name="_Toc242124724"/>
       <w:r>
         <w:t>Recommendations</w:t>
       </w:r>
-      <w:bookmarkEnd w:id="11"/>
+      <w:bookmarkEnd w:id="14"/>
     </w:p>
     <w:p/>
     <w:p/>
@@ -2127,23 +2959,21 @@
     <w:p/>
     <w:p/>
     <w:p/>
-    <w:bookmarkStart w:id="12" w:name="_Toc239334115" w:displacedByCustomXml="next"/>
+    <w:bookmarkStart w:id="15" w:name="_Toc242124725" w:displacedByCustomXml="next"/>
     <w:sdt>
       <w:sdtPr>
+        <w:rPr>
+          <w:rFonts w:asciiTheme="minorHAnsi" w:eastAsiaTheme="minorHAnsi" w:hAnsiTheme="minorHAnsi" w:cstheme="minorBidi"/>
+          <w:color w:val="auto"/>
+          <w:sz w:val="24"/>
+          <w:szCs w:val="24"/>
+        </w:rPr>
         <w:id w:val="-1257742060"/>
         <w:docPartObj>
           <w:docPartGallery w:val="Bibliographies"/>
           <w:docPartUnique/>
         </w:docPartObj>
       </w:sdtPr>
-      <w:sdtEndPr>
-        <w:rPr>
-          <w:rFonts w:asciiTheme="minorHAnsi" w:eastAsiaTheme="minorHAnsi" w:hAnsiTheme="minorHAnsi" w:cstheme="minorBidi"/>
-          <w:color w:val="auto"/>
-          <w:sz w:val="24"/>
-          <w:szCs w:val="24"/>
-        </w:rPr>
-      </w:sdtEndPr>
       <w:sdtContent>
         <w:p>
           <w:pPr>
@@ -2152,7 +2982,7 @@
           <w:r>
             <w:t>References</w:t>
           </w:r>
-          <w:bookmarkEnd w:id="12"/>
+          <w:bookmarkEnd w:id="15"/>
         </w:p>
         <w:sdt>
           <w:sdtPr>
@@ -2194,7 +3024,7 @@
     </w:sdt>
     <w:p/>
     <w:sectPr>
-      <w:headerReference w:type="default" r:id="rId8"/>
+      <w:headerReference w:type="default" r:id="rId9"/>
       <w:pgSz w:w="11906" w:h="16838"/>
       <w:pgMar w:top="1440" w:right="1440" w:bottom="1440" w:left="1440" w:header="708" w:footer="708" w:gutter="0"/>
       <w:pgNumType w:start="0"/>
@@ -2780,7 +3610,6 @@
     <w:next w:val="Normal"/>
     <w:link w:val="Heading4Char"/>
     <w:uiPriority w:val="9"/>
-    <w:semiHidden/>
     <w:unhideWhenUsed/>
     <w:qFormat/>
     <w:rsid w:val="00BB61DE"/>
@@ -3023,7 +3852,6 @@
     <w:basedOn w:val="DefaultParagraphFont"/>
     <w:link w:val="Heading4"/>
     <w:uiPriority w:val="9"/>
-    <w:semiHidden/>
     <w:rsid w:val="00BB61DE"/>
     <w:rPr>
       <w:rFonts w:eastAsiaTheme="majorEastAsia" w:cstheme="majorBidi"/>
@@ -3412,6 +4240,276 @@
       <w:spacing w:after="100"/>
       <w:ind w:left="480"/>
     </w:pPr>
+  </w:style>
+  <w:style w:type="table" w:styleId="TableGrid">
+    <w:name w:val="Table Grid"/>
+    <w:basedOn w:val="TableNormal"/>
+    <w:uiPriority w:val="39"/>
+    <w:rsid w:val="00CD778B"/>
+    <w:pPr>
+      <w:spacing w:after="0" w:line="240" w:lineRule="auto"/>
+    </w:pPr>
+    <w:tblPr>
+      <w:tblBorders>
+        <w:top w:val="single" w:sz="4" w:space="0" w:color="auto"/>
+        <w:left w:val="single" w:sz="4" w:space="0" w:color="auto"/>
+        <w:bottom w:val="single" w:sz="4" w:space="0" w:color="auto"/>
+        <w:right w:val="single" w:sz="4" w:space="0" w:color="auto"/>
+        <w:insideH w:val="single" w:sz="4" w:space="0" w:color="auto"/>
+        <w:insideV w:val="single" w:sz="4" w:space="0" w:color="auto"/>
+      </w:tblBorders>
+    </w:tblPr>
+  </w:style>
+  <w:style w:type="table" w:styleId="PlainTable4">
+    <w:name w:val="Plain Table 4"/>
+    <w:basedOn w:val="TableNormal"/>
+    <w:uiPriority w:val="44"/>
+    <w:rsid w:val="00CD778B"/>
+    <w:pPr>
+      <w:spacing w:after="0" w:line="240" w:lineRule="auto"/>
+    </w:pPr>
+    <w:tblPr>
+      <w:tblStyleRowBandSize w:val="1"/>
+      <w:tblStyleColBandSize w:val="1"/>
+    </w:tblPr>
+    <w:tblStylePr w:type="firstRow">
+      <w:rPr>
+        <w:b/>
+        <w:bCs/>
+      </w:rPr>
+    </w:tblStylePr>
+    <w:tblStylePr w:type="lastRow">
+      <w:rPr>
+        <w:b/>
+        <w:bCs/>
+      </w:rPr>
+    </w:tblStylePr>
+    <w:tblStylePr w:type="firstCol">
+      <w:rPr>
+        <w:b/>
+        <w:bCs/>
+      </w:rPr>
+    </w:tblStylePr>
+    <w:tblStylePr w:type="lastCol">
+      <w:rPr>
+        <w:b/>
+        <w:bCs/>
+      </w:rPr>
+    </w:tblStylePr>
+    <w:tblStylePr w:type="band1Vert">
+      <w:tblPr/>
+      <w:tcPr>
+        <w:shd w:val="clear" w:color="auto" w:fill="F2F2F2" w:themeFill="background1" w:themeFillShade="F2"/>
+      </w:tcPr>
+    </w:tblStylePr>
+    <w:tblStylePr w:type="band1Horz">
+      <w:tblPr/>
+      <w:tcPr>
+        <w:shd w:val="clear" w:color="auto" w:fill="F2F2F2" w:themeFill="background1" w:themeFillShade="F2"/>
+      </w:tcPr>
+    </w:tblStylePr>
+  </w:style>
+  <w:style w:type="table" w:styleId="PlainTable1">
+    <w:name w:val="Plain Table 1"/>
+    <w:basedOn w:val="TableNormal"/>
+    <w:uiPriority w:val="41"/>
+    <w:rsid w:val="00CD778B"/>
+    <w:pPr>
+      <w:spacing w:after="0" w:line="240" w:lineRule="auto"/>
+    </w:pPr>
+    <w:tblPr>
+      <w:tblStyleRowBandSize w:val="1"/>
+      <w:tblStyleColBandSize w:val="1"/>
+      <w:tblBorders>
+        <w:top w:val="single" w:sz="4" w:space="0" w:color="BFBFBF" w:themeColor="background1" w:themeShade="BF"/>
+        <w:left w:val="single" w:sz="4" w:space="0" w:color="BFBFBF" w:themeColor="background1" w:themeShade="BF"/>
+        <w:bottom w:val="single" w:sz="4" w:space="0" w:color="BFBFBF" w:themeColor="background1" w:themeShade="BF"/>
+        <w:right w:val="single" w:sz="4" w:space="0" w:color="BFBFBF" w:themeColor="background1" w:themeShade="BF"/>
+        <w:insideH w:val="single" w:sz="4" w:space="0" w:color="BFBFBF" w:themeColor="background1" w:themeShade="BF"/>
+        <w:insideV w:val="single" w:sz="4" w:space="0" w:color="BFBFBF" w:themeColor="background1" w:themeShade="BF"/>
+      </w:tblBorders>
+    </w:tblPr>
+    <w:tblStylePr w:type="firstRow">
+      <w:rPr>
+        <w:b/>
+        <w:bCs/>
+      </w:rPr>
+    </w:tblStylePr>
+    <w:tblStylePr w:type="lastRow">
+      <w:rPr>
+        <w:b/>
+        <w:bCs/>
+      </w:rPr>
+      <w:tblPr/>
+      <w:tcPr>
+        <w:tcBorders>
+          <w:top w:val="double" w:sz="4" w:space="0" w:color="BFBFBF" w:themeColor="background1" w:themeShade="BF"/>
+        </w:tcBorders>
+      </w:tcPr>
+    </w:tblStylePr>
+    <w:tblStylePr w:type="firstCol">
+      <w:rPr>
+        <w:b/>
+        <w:bCs/>
+      </w:rPr>
+    </w:tblStylePr>
+    <w:tblStylePr w:type="lastCol">
+      <w:rPr>
+        <w:b/>
+        <w:bCs/>
+      </w:rPr>
+    </w:tblStylePr>
+    <w:tblStylePr w:type="band1Vert">
+      <w:tblPr/>
+      <w:tcPr>
+        <w:shd w:val="clear" w:color="auto" w:fill="F2F2F2" w:themeFill="background1" w:themeFillShade="F2"/>
+      </w:tcPr>
+    </w:tblStylePr>
+    <w:tblStylePr w:type="band1Horz">
+      <w:tblPr/>
+      <w:tcPr>
+        <w:shd w:val="clear" w:color="auto" w:fill="F2F2F2" w:themeFill="background1" w:themeFillShade="F2"/>
+      </w:tcPr>
+    </w:tblStylePr>
+  </w:style>
+  <w:style w:type="table" w:styleId="PlainTable5">
+    <w:name w:val="Plain Table 5"/>
+    <w:basedOn w:val="TableNormal"/>
+    <w:uiPriority w:val="45"/>
+    <w:rsid w:val="00763E1E"/>
+    <w:pPr>
+      <w:spacing w:after="0" w:line="240" w:lineRule="auto"/>
+    </w:pPr>
+    <w:tblPr>
+      <w:tblStyleRowBandSize w:val="1"/>
+      <w:tblStyleColBandSize w:val="1"/>
+    </w:tblPr>
+    <w:tblStylePr w:type="firstRow">
+      <w:rPr>
+        <w:rFonts w:asciiTheme="majorHAnsi" w:eastAsiaTheme="majorEastAsia" w:hAnsiTheme="majorHAnsi" w:cstheme="majorBidi"/>
+        <w:i/>
+        <w:iCs/>
+        <w:sz w:val="26"/>
+      </w:rPr>
+      <w:tblPr/>
+      <w:tcPr>
+        <w:tcBorders>
+          <w:bottom w:val="single" w:sz="4" w:space="0" w:color="7F7F7F" w:themeColor="text1" w:themeTint="80"/>
+        </w:tcBorders>
+        <w:shd w:val="clear" w:color="auto" w:fill="FFFFFF" w:themeFill="background1"/>
+      </w:tcPr>
+    </w:tblStylePr>
+    <w:tblStylePr w:type="lastRow">
+      <w:rPr>
+        <w:rFonts w:asciiTheme="majorHAnsi" w:eastAsiaTheme="majorEastAsia" w:hAnsiTheme="majorHAnsi" w:cstheme="majorBidi"/>
+        <w:i/>
+        <w:iCs/>
+        <w:sz w:val="26"/>
+      </w:rPr>
+      <w:tblPr/>
+      <w:tcPr>
+        <w:tcBorders>
+          <w:top w:val="single" w:sz="4" w:space="0" w:color="7F7F7F" w:themeColor="text1" w:themeTint="80"/>
+        </w:tcBorders>
+        <w:shd w:val="clear" w:color="auto" w:fill="FFFFFF" w:themeFill="background1"/>
+      </w:tcPr>
+    </w:tblStylePr>
+    <w:tblStylePr w:type="firstCol">
+      <w:pPr>
+        <w:jc w:val="right"/>
+      </w:pPr>
+      <w:rPr>
+        <w:rFonts w:asciiTheme="majorHAnsi" w:eastAsiaTheme="majorEastAsia" w:hAnsiTheme="majorHAnsi" w:cstheme="majorBidi"/>
+        <w:i/>
+        <w:iCs/>
+        <w:sz w:val="26"/>
+      </w:rPr>
+      <w:tblPr/>
+      <w:tcPr>
+        <w:tcBorders>
+          <w:right w:val="single" w:sz="4" w:space="0" w:color="7F7F7F" w:themeColor="text1" w:themeTint="80"/>
+        </w:tcBorders>
+        <w:shd w:val="clear" w:color="auto" w:fill="FFFFFF" w:themeFill="background1"/>
+      </w:tcPr>
+    </w:tblStylePr>
+    <w:tblStylePr w:type="lastCol">
+      <w:rPr>
+        <w:rFonts w:asciiTheme="majorHAnsi" w:eastAsiaTheme="majorEastAsia" w:hAnsiTheme="majorHAnsi" w:cstheme="majorBidi"/>
+        <w:i/>
+        <w:iCs/>
+        <w:sz w:val="26"/>
+      </w:rPr>
+      <w:tblPr/>
+      <w:tcPr>
+        <w:tcBorders>
+          <w:left w:val="single" w:sz="4" w:space="0" w:color="7F7F7F" w:themeColor="text1" w:themeTint="80"/>
+        </w:tcBorders>
+        <w:shd w:val="clear" w:color="auto" w:fill="FFFFFF" w:themeFill="background1"/>
+      </w:tcPr>
+    </w:tblStylePr>
+    <w:tblStylePr w:type="band1Vert">
+      <w:tblPr/>
+      <w:tcPr>
+        <w:shd w:val="clear" w:color="auto" w:fill="F2F2F2" w:themeFill="background1" w:themeFillShade="F2"/>
+      </w:tcPr>
+    </w:tblStylePr>
+    <w:tblStylePr w:type="band1Horz">
+      <w:tblPr/>
+      <w:tcPr>
+        <w:shd w:val="clear" w:color="auto" w:fill="F2F2F2" w:themeFill="background1" w:themeFillShade="F2"/>
+      </w:tcPr>
+    </w:tblStylePr>
+    <w:tblStylePr w:type="neCell">
+      <w:tblPr/>
+      <w:tcPr>
+        <w:tcBorders>
+          <w:left w:val="nil"/>
+        </w:tcBorders>
+      </w:tcPr>
+    </w:tblStylePr>
+    <w:tblStylePr w:type="nwCell">
+      <w:tblPr/>
+      <w:tcPr>
+        <w:tcBorders>
+          <w:right w:val="nil"/>
+        </w:tcBorders>
+      </w:tcPr>
+    </w:tblStylePr>
+    <w:tblStylePr w:type="seCell">
+      <w:tblPr/>
+      <w:tcPr>
+        <w:tcBorders>
+          <w:left w:val="nil"/>
+        </w:tcBorders>
+      </w:tcPr>
+    </w:tblStylePr>
+    <w:tblStylePr w:type="swCell">
+      <w:tblPr/>
+      <w:tcPr>
+        <w:tcBorders>
+          <w:right w:val="nil"/>
+        </w:tcBorders>
+      </w:tcPr>
+    </w:tblStylePr>
+  </w:style>
+  <w:style w:type="paragraph" w:styleId="Caption">
+    <w:name w:val="caption"/>
+    <w:basedOn w:val="Normal"/>
+    <w:next w:val="Normal"/>
+    <w:uiPriority w:val="35"/>
+    <w:unhideWhenUsed/>
+    <w:qFormat/>
+    <w:rsid w:val="003C565D"/>
+    <w:pPr>
+      <w:spacing w:after="200" w:line="240" w:lineRule="auto"/>
+    </w:pPr>
+    <w:rPr>
+      <w:i/>
+      <w:iCs/>
+      <w:color w:val="0E2841" w:themeColor="text2"/>
+      <w:sz w:val="18"/>
+      <w:szCs w:val="18"/>
+    </w:rPr>
   </w:style>
 </w:styles>
 </file>

--- a/Research Report v0.1.docx
+++ b/Research Report v0.1.docx
@@ -183,7 +183,16 @@
                                       <w:szCs w:val="72"/>
                                       <w:lang w:val="en-US"/>
                                     </w:rPr>
-                                    <w:t>AI-Enhanced vs Legacy DFIR Tool Application and Reporting</w:t>
+                                    <w:t>AI-Enhanced vs Legacy DFIR Tool</w:t>
+                                  </w:r>
+                                  <w:r>
+                                    <w:rPr>
+                                      <w:color w:val="FFFFFF" w:themeColor="background1"/>
+                                      <w:sz w:val="72"/>
+                                      <w:szCs w:val="72"/>
+                                      <w:lang w:val="en-US"/>
+                                    </w:rPr>
+                                    <w:t xml:space="preserve">s </w:t>
                                   </w:r>
                                 </w:p>
                               </w:txbxContent>
@@ -339,7 +348,16 @@
                                 <w:szCs w:val="72"/>
                                 <w:lang w:val="en-US"/>
                               </w:rPr>
-                              <w:t>AI-Enhanced vs Legacy DFIR Tool Application and Reporting</w:t>
+                              <w:t>AI-Enhanced vs Legacy DFIR Tool</w:t>
+                            </w:r>
+                            <w:r>
+                              <w:rPr>
+                                <w:color w:val="FFFFFF" w:themeColor="background1"/>
+                                <w:sz w:val="72"/>
+                                <w:szCs w:val="72"/>
+                                <w:lang w:val="en-US"/>
+                              </w:rPr>
+                              <w:t xml:space="preserve">s </w:t>
                             </w:r>
                           </w:p>
                         </w:txbxContent>
@@ -2204,63 +2222,53 @@
     </w:p>
     <w:p>
       <w:pPr>
-        <w:pStyle w:val="Heading2"/>
-      </w:pPr>
-      <w:bookmarkStart w:id="2" w:name="_Toc242124712"/>
-      <w:r>
-        <w:t>Research Limitations</w:t>
-      </w:r>
-      <w:bookmarkEnd w:id="2"/>
-    </w:p>
-    <w:p>
-      <w:pPr>
         <w:pStyle w:val="TNR"/>
       </w:pPr>
       <w:r>
-        <w:t>For this investigation</w:t>
+        <w:t xml:space="preserve">This investigation relates to </w:t>
       </w:r>
     </w:p>
     <w:p>
       <w:pPr>
         <w:pStyle w:val="Heading2"/>
       </w:pPr>
-      <w:bookmarkStart w:id="3" w:name="_Toc242124713"/>
+      <w:bookmarkStart w:id="2" w:name="_Toc242124713"/>
       <w:r>
         <w:t>DFIR</w:t>
       </w:r>
-      <w:bookmarkEnd w:id="3"/>
+      <w:bookmarkEnd w:id="2"/>
     </w:p>
     <w:p/>
     <w:p>
       <w:pPr>
         <w:pStyle w:val="Heading2"/>
       </w:pPr>
-      <w:bookmarkStart w:id="4" w:name="_Toc242124714"/>
+      <w:bookmarkStart w:id="3" w:name="_Toc242124714"/>
       <w:r>
         <w:t>Testing Environment</w:t>
       </w:r>
-      <w:bookmarkEnd w:id="4"/>
+      <w:bookmarkEnd w:id="3"/>
     </w:p>
     <w:p>
       <w:pPr>
         <w:pStyle w:val="Heading3"/>
       </w:pPr>
-      <w:bookmarkStart w:id="5" w:name="_Toc242124715"/>
+      <w:bookmarkStart w:id="4" w:name="_Toc242124715"/>
       <w:r>
         <w:t>Tools</w:t>
       </w:r>
-      <w:bookmarkEnd w:id="5"/>
+      <w:bookmarkEnd w:id="4"/>
     </w:p>
     <w:p/>
     <w:p>
       <w:pPr>
         <w:pStyle w:val="Heading3"/>
       </w:pPr>
-      <w:bookmarkStart w:id="6" w:name="_Toc242124716"/>
+      <w:bookmarkStart w:id="5" w:name="_Toc242124716"/>
       <w:r>
         <w:t>Test Cases</w:t>
       </w:r>
-      <w:bookmarkEnd w:id="6"/>
+      <w:bookmarkEnd w:id="5"/>
     </w:p>
     <w:tbl>
       <w:tblPr>
@@ -2421,12 +2429,14 @@
             <w:pPr>
               <w:cnfStyle w:val="000000100000" w:firstRow="0" w:lastRow="0" w:firstColumn="0" w:lastColumn="0" w:oddVBand="0" w:evenVBand="0" w:oddHBand="1" w:evenHBand="0" w:firstRowFirstColumn="0" w:firstRowLastColumn="0" w:lastRowFirstColumn="0" w:lastRowLastColumn="0"/>
             </w:pPr>
+            <w:proofErr w:type="gramStart"/>
             <w:r>
               <w:t>.</w:t>
             </w:r>
             <w:r>
               <w:t>PCAP</w:t>
             </w:r>
+            <w:proofErr w:type="gramEnd"/>
             <w:r>
               <w:t>/</w:t>
             </w:r>
@@ -2483,12 +2493,14 @@
             <w:pPr>
               <w:cnfStyle w:val="000000000000" w:firstRow="0" w:lastRow="0" w:firstColumn="0" w:lastColumn="0" w:oddVBand="0" w:evenVBand="0" w:oddHBand="0" w:evenHBand="0" w:firstRowFirstColumn="0" w:firstRowLastColumn="0" w:lastRowFirstColumn="0" w:lastRowLastColumn="0"/>
             </w:pPr>
+            <w:proofErr w:type="gramStart"/>
             <w:r>
               <w:t>.</w:t>
             </w:r>
             <w:r>
               <w:t>TOON</w:t>
             </w:r>
+            <w:proofErr w:type="gramEnd"/>
           </w:p>
         </w:tc>
         <w:tc>
@@ -2705,25 +2717,570 @@
       </w:tr>
     </w:tbl>
     <w:p/>
+    <w:p/>
+    <w:p/>
+    <w:p/>
+    <w:p/>
+    <w:p/>
+    <w:p/>
+    <w:p/>
+    <w:p/>
+    <w:p/>
+    <w:p/>
+    <w:p/>
+    <w:p/>
+    <w:p/>
+    <w:p/>
     <w:p>
       <w:pPr>
         <w:pStyle w:val="Heading1"/>
       </w:pPr>
-      <w:bookmarkStart w:id="7" w:name="_Toc242124717"/>
-      <w:r>
+      <w:bookmarkStart w:id="6" w:name="_Toc242124717"/>
+      <w:r>
+        <w:lastRenderedPageBreak/>
         <w:t>Findings</w:t>
       </w:r>
-      <w:bookmarkEnd w:id="7"/>
+      <w:bookmarkEnd w:id="6"/>
+    </w:p>
+    <w:p>
+      <w:pPr>
+        <w:pStyle w:val="Heading2"/>
+      </w:pPr>
+      <w:r>
+        <w:t>Performance</w:t>
+      </w:r>
+    </w:p>
+    <w:p>
+      <w:pPr>
+        <w:pStyle w:val="TNR"/>
+      </w:pPr>
+      <w:r>
+        <w:t xml:space="preserve">Effects on physical hardware were observed and monitored during the execution of the team’s LLM-automation scripts. </w:t>
+      </w:r>
     </w:p>
     <w:p>
       <w:pPr>
         <w:pStyle w:val="Heading3"/>
       </w:pPr>
-      <w:bookmarkStart w:id="8" w:name="_Toc242124718"/>
+      <w:r>
+        <w:t>Power</w:t>
+      </w:r>
+    </w:p>
+    <w:p>
+      <w:pPr>
+        <w:pStyle w:val="TNR"/>
+      </w:pPr>
+      <w:r>
+        <w:t xml:space="preserve">When running AI locally, and especially when using multiple GPUs, it is important to have an adequately high wattage </w:t>
+      </w:r>
+      <w:r>
+        <w:t>PSU to compensate for large power draws.</w:t>
+      </w:r>
+    </w:p>
+    <w:p>
+      <w:pPr>
+        <w:pStyle w:val="TNR"/>
+      </w:pPr>
+      <w:r>
+        <w:t xml:space="preserve">Because of the requirement that </w:t>
+      </w:r>
+      <w:r>
+        <w:t>the solution</w:t>
+      </w:r>
+      <w:r>
+        <w:t xml:space="preserve"> </w:t>
+      </w:r>
+      <w:r>
+        <w:t>“</w:t>
+      </w:r>
+      <w:r>
+        <w:t>file-chunk</w:t>
+      </w:r>
+      <w:r>
+        <w:t>s”</w:t>
+      </w:r>
+      <w:r>
+        <w:t xml:space="preserve"> the input data to distribute the token requirements for each engagement, </w:t>
+      </w:r>
+      <w:r>
+        <w:t>three</w:t>
+      </w:r>
+      <w:r>
+        <w:t xml:space="preserve"> distinct prompt calls are made to the Gemma4-df model through </w:t>
+      </w:r>
+      <w:proofErr w:type="spellStart"/>
+      <w:r>
+        <w:t>Ollama</w:t>
+      </w:r>
+      <w:proofErr w:type="spellEnd"/>
+      <w:r>
+        <w:t xml:space="preserve">. The first two prompts that </w:t>
+      </w:r>
+      <w:r>
+        <w:t>summarize two halves of the input data are responsible for most of the hardware demand as they are accessing large quantities of raw data. The third prompt is simple accessing the concatenated output of the first two prompts</w:t>
+      </w:r>
+      <w:r>
+        <w:t xml:space="preserve"> and generating the final report. </w:t>
+      </w:r>
+      <w:r>
+        <w:fldChar w:fldCharType="begin"/>
+      </w:r>
+      <w:r>
+        <w:instrText xml:space="preserve"> REF _Ref242539903 \h </w:instrText>
+      </w:r>
+      <w:r>
+        <w:fldChar w:fldCharType="separate"/>
+      </w:r>
+      <w:r>
+        <w:t xml:space="preserve">Figure </w:t>
+      </w:r>
+      <w:r>
+        <w:rPr>
+          <w:noProof/>
+        </w:rPr>
+        <w:t>1</w:t>
+      </w:r>
+      <w:r>
+        <w:t xml:space="preserve"> - Respective token usage for 3 prompts</w:t>
+      </w:r>
+      <w:r>
+        <w:fldChar w:fldCharType="end"/>
+      </w:r>
+      <w:r>
+        <w:t xml:space="preserve"> shows the relatively low context requirement of the latter prompt.</w:t>
+      </w:r>
+    </w:p>
+    <w:p>
+      <w:pPr>
+        <w:pStyle w:val="Caption"/>
+        <w:keepNext/>
+        <w:jc w:val="both"/>
+      </w:pPr>
+      <w:bookmarkStart w:id="7" w:name="_Ref242539903"/>
+      <w:r>
+        <w:t xml:space="preserve">Figure </w:t>
+      </w:r>
+      <w:fldSimple w:instr=" SEQ Figure \* ARABIC ">
+        <w:r>
+          <w:rPr>
+            <w:noProof/>
+          </w:rPr>
+          <w:t>1</w:t>
+        </w:r>
+      </w:fldSimple>
+      <w:r>
+        <w:t xml:space="preserve"> - Respective token usage for 3 prompts</w:t>
+      </w:r>
+      <w:bookmarkEnd w:id="7"/>
+    </w:p>
+    <w:p>
+      <w:pPr>
+        <w:pStyle w:val="TNR"/>
+      </w:pPr>
+      <w:r>
+        <w:drawing>
+          <wp:inline distT="0" distB="0" distL="0" distR="0" wp14:anchorId="0AB83111" wp14:editId="7D285F1C">
+            <wp:extent cx="5422605" cy="4362235"/>
+            <wp:effectExtent l="0" t="0" r="6985" b="635"/>
+            <wp:docPr id="689109676" name="Picture 1"/>
+            <wp:cNvGraphicFramePr>
+              <a:graphicFrameLocks xmlns:a="http://schemas.openxmlformats.org/drawingml/2006/main" noChangeAspect="1"/>
+            </wp:cNvGraphicFramePr>
+            <a:graphic xmlns:a="http://schemas.openxmlformats.org/drawingml/2006/main">
+              <a:graphicData uri="http://schemas.openxmlformats.org/drawingml/2006/picture">
+                <pic:pic xmlns:pic="http://schemas.openxmlformats.org/drawingml/2006/picture">
+                  <pic:nvPicPr>
+                    <pic:cNvPr id="689109676" name=""/>
+                    <pic:cNvPicPr/>
+                  </pic:nvPicPr>
+                  <pic:blipFill>
+                    <a:blip r:embed="rId8"/>
+                    <a:stretch>
+                      <a:fillRect/>
+                    </a:stretch>
+                  </pic:blipFill>
+                  <pic:spPr>
+                    <a:xfrm>
+                      <a:off x="0" y="0"/>
+                      <a:ext cx="5430083" cy="4368251"/>
+                    </a:xfrm>
+                    <a:prstGeom prst="rect">
+                      <a:avLst/>
+                    </a:prstGeom>
+                  </pic:spPr>
+                </pic:pic>
+              </a:graphicData>
+            </a:graphic>
+          </wp:inline>
+        </w:drawing>
+      </w:r>
+    </w:p>
+    <w:p>
+      <w:pPr>
+        <w:pStyle w:val="TNR"/>
+      </w:pPr>
+    </w:p>
+    <w:p>
+      <w:pPr>
+        <w:pStyle w:val="TNR"/>
+      </w:pPr>
+      <w:r>
+        <w:lastRenderedPageBreak/>
+        <w:t xml:space="preserve">The respective drawing of resources between the three prompts correlates to </w:t>
+      </w:r>
+      <w:r>
+        <w:t xml:space="preserve">sustained </w:t>
+      </w:r>
+      <w:r>
+        <w:t>power draw observed on the GPUs.</w:t>
+      </w:r>
+      <w:r>
+        <w:t xml:space="preserve"> </w:t>
+      </w:r>
+      <w:r>
+        <w:fldChar w:fldCharType="begin"/>
+      </w:r>
+      <w:r>
+        <w:instrText xml:space="preserve"> REF _Ref242540039 \h </w:instrText>
+      </w:r>
+      <w:r>
+        <w:fldChar w:fldCharType="separate"/>
+      </w:r>
+      <w:r>
+        <w:t xml:space="preserve">Figure </w:t>
+      </w:r>
+      <w:r>
+        <w:rPr>
+          <w:noProof/>
+        </w:rPr>
+        <w:t xml:space="preserve">2- </w:t>
+      </w:r>
+      <w:r>
+        <w:rPr>
+          <w:noProof/>
+        </w:rPr>
+        <w:t>Power fluctuation on an RTX 3070 GPU during script execution</w:t>
+      </w:r>
+      <w:r>
+        <w:fldChar w:fldCharType="end"/>
+      </w:r>
+      <w:r>
+        <w:t xml:space="preserve"> clearly illustrates ~75 Watt loads sustained over a period of ~43 seconds for the two prompts with input context of ~27000 tokens, while the third prompt lasts only several seconds and draws 20% less power.</w:t>
+      </w:r>
+      <w:r>
+        <w:t xml:space="preserve"> With larger datasets that require more prompt chunking the expectation on</w:t>
+      </w:r>
+      <w:r>
+        <w:t xml:space="preserve"> a PSU </w:t>
+      </w:r>
+      <w:r>
+        <w:t xml:space="preserve">would </w:t>
+      </w:r>
+      <w:r>
+        <w:t>increase.</w:t>
+      </w:r>
+    </w:p>
+    <w:p>
+      <w:pPr>
+        <w:pStyle w:val="Caption"/>
+        <w:keepNext/>
+      </w:pPr>
+      <w:bookmarkStart w:id="8" w:name="_Ref242540039"/>
+      <w:r>
+        <w:t xml:space="preserve">Figure </w:t>
+      </w:r>
+      <w:fldSimple w:instr=" SEQ Figure \* ARABIC ">
+        <w:r>
+          <w:rPr>
+            <w:noProof/>
+          </w:rPr>
+          <w:t>2</w:t>
+        </w:r>
+      </w:fldSimple>
+      <w:r>
+        <w:rPr>
+          <w:noProof/>
+        </w:rPr>
+        <w:t xml:space="preserve">- </w:t>
+      </w:r>
+      <w:r>
+        <w:rPr>
+          <w:noProof/>
+        </w:rPr>
+        <w:t>Power fluctuation on an RTX 3070 GPU during script execution</w:t>
+      </w:r>
+      <w:bookmarkEnd w:id="8"/>
+    </w:p>
+    <w:p>
+      <w:r>
+        <w:drawing>
+          <wp:inline distT="0" distB="0" distL="0" distR="0" wp14:anchorId="3F74D64F" wp14:editId="474E4C40">
+            <wp:extent cx="5886450" cy="3646007"/>
+            <wp:effectExtent l="0" t="0" r="0" b="0"/>
+            <wp:docPr id="68460868" name="Picture 1"/>
+            <wp:cNvGraphicFramePr>
+              <a:graphicFrameLocks xmlns:a="http://schemas.openxmlformats.org/drawingml/2006/main" noChangeAspect="1"/>
+            </wp:cNvGraphicFramePr>
+            <a:graphic xmlns:a="http://schemas.openxmlformats.org/drawingml/2006/main">
+              <a:graphicData uri="http://schemas.openxmlformats.org/drawingml/2006/picture">
+                <pic:pic xmlns:pic="http://schemas.openxmlformats.org/drawingml/2006/picture">
+                  <pic:nvPicPr>
+                    <pic:cNvPr id="68460868" name=""/>
+                    <pic:cNvPicPr/>
+                  </pic:nvPicPr>
+                  <pic:blipFill>
+                    <a:blip r:embed="rId9"/>
+                    <a:stretch>
+                      <a:fillRect/>
+                    </a:stretch>
+                  </pic:blipFill>
+                  <pic:spPr>
+                    <a:xfrm>
+                      <a:off x="0" y="0"/>
+                      <a:ext cx="5906151" cy="3658210"/>
+                    </a:xfrm>
+                    <a:prstGeom prst="rect">
+                      <a:avLst/>
+                    </a:prstGeom>
+                  </pic:spPr>
+                </pic:pic>
+              </a:graphicData>
+            </a:graphic>
+          </wp:inline>
+        </w:drawing>
+      </w:r>
+    </w:p>
+    <w:p/>
+    <w:p/>
+    <w:p/>
+    <w:p/>
+    <w:p/>
+    <w:p/>
+    <w:p/>
+    <w:p/>
+    <w:p/>
+    <w:p/>
+    <w:p/>
+    <w:p>
+      <w:pPr>
+        <w:pStyle w:val="Heading3"/>
+      </w:pPr>
+      <w:r>
+        <w:lastRenderedPageBreak/>
+        <w:t>Temperature</w:t>
+      </w:r>
+    </w:p>
+    <w:p>
+      <w:pPr>
+        <w:pStyle w:val="TNR"/>
+      </w:pPr>
+      <w:r>
+        <w:t>The same patter</w:t>
+      </w:r>
+      <w:r>
+        <w:t>n</w:t>
+      </w:r>
+      <w:r>
+        <w:t xml:space="preserve"> </w:t>
+      </w:r>
+      <w:r>
+        <w:t>is</w:t>
+      </w:r>
+      <w:r>
+        <w:t xml:space="preserve"> </w:t>
+      </w:r>
+      <w:r>
+        <w:t xml:space="preserve">muted </w:t>
+      </w:r>
+      <w:r>
+        <w:t xml:space="preserve">but nevertheless visible </w:t>
+      </w:r>
+      <w:r>
+        <w:t xml:space="preserve">in the recorded core temperature of the GPUs under load. </w:t>
+      </w:r>
+      <w:r>
+        <w:t>Because the peak temperature increases gradually as prompts are called, it is assumed that also if a larger forensic dataset is to be</w:t>
+      </w:r>
+      <w:r>
+        <w:t xml:space="preserve"> chunked that peak temperatures would rise even further. </w:t>
+      </w:r>
+      <w:r>
+        <w:t xml:space="preserve">A 3070 will only start throttling performance at temperatures of 93 degrees. </w:t>
+      </w:r>
+      <w:sdt>
+        <w:sdtPr>
+          <w:id w:val="-1964418475"/>
+          <w:citation/>
+        </w:sdtPr>
+        <w:sdtContent>
+          <w:r>
+            <w:fldChar w:fldCharType="begin"/>
+          </w:r>
+          <w:r>
+            <w:rPr>
+              <w:lang w:val="en-US"/>
+            </w:rPr>
+            <w:instrText xml:space="preserve"> CITATION NVI21 \l 1033 </w:instrText>
+          </w:r>
+          <w:r>
+            <w:fldChar w:fldCharType="separate"/>
+          </w:r>
+          <w:r>
+            <w:rPr>
+              <w:noProof/>
+              <w:lang w:val="en-US"/>
+            </w:rPr>
+            <w:t>(NVIDIA, 2021)</w:t>
+          </w:r>
+          <w:r>
+            <w:fldChar w:fldCharType="end"/>
+          </w:r>
+        </w:sdtContent>
+      </w:sdt>
+      <w:r>
+        <w:t xml:space="preserve"> An operating temperature of 43 degrees is well within the safe operating temperature, especially for the short </w:t>
+      </w:r>
+      <w:r>
+        <w:t xml:space="preserve">load </w:t>
+      </w:r>
+      <w:r>
+        <w:t>durations that the team’s solutions demand of LLMs.</w:t>
+      </w:r>
+    </w:p>
+    <w:p>
+      <w:pPr>
+        <w:pStyle w:val="Caption"/>
+        <w:keepNext/>
+      </w:pPr>
+      <w:bookmarkStart w:id="9" w:name="_Toc242124718"/>
+      <w:r>
+        <w:t xml:space="preserve">Figure </w:t>
+      </w:r>
+      <w:fldSimple w:instr=" SEQ Figure \* ARABIC ">
+        <w:r>
+          <w:rPr>
+            <w:noProof/>
+          </w:rPr>
+          <w:t>3</w:t>
+        </w:r>
+      </w:fldSimple>
+      <w:r>
+        <w:t xml:space="preserve"> - </w:t>
+      </w:r>
+      <w:r>
+        <w:t>Temperature fluctuation on an RTX 3070 GPU during script execution</w:t>
+      </w:r>
+    </w:p>
+    <w:p>
+      <w:r>
+        <w:drawing>
+          <wp:inline distT="0" distB="0" distL="0" distR="0" wp14:anchorId="17E3E4D2" wp14:editId="2A6D319F">
+            <wp:extent cx="5813534" cy="3600450"/>
+            <wp:effectExtent l="0" t="0" r="0" b="0"/>
+            <wp:docPr id="1381678667" name="Picture 1"/>
+            <wp:cNvGraphicFramePr>
+              <a:graphicFrameLocks xmlns:a="http://schemas.openxmlformats.org/drawingml/2006/main" noChangeAspect="1"/>
+            </wp:cNvGraphicFramePr>
+            <a:graphic xmlns:a="http://schemas.openxmlformats.org/drawingml/2006/main">
+              <a:graphicData uri="http://schemas.openxmlformats.org/drawingml/2006/picture">
+                <pic:pic xmlns:pic="http://schemas.openxmlformats.org/drawingml/2006/picture">
+                  <pic:nvPicPr>
+                    <pic:cNvPr id="1381678667" name=""/>
+                    <pic:cNvPicPr/>
+                  </pic:nvPicPr>
+                  <pic:blipFill>
+                    <a:blip r:embed="rId10"/>
+                    <a:stretch>
+                      <a:fillRect/>
+                    </a:stretch>
+                  </pic:blipFill>
+                  <pic:spPr>
+                    <a:xfrm>
+                      <a:off x="0" y="0"/>
+                      <a:ext cx="5848911" cy="3622360"/>
+                    </a:xfrm>
+                    <a:prstGeom prst="rect">
+                      <a:avLst/>
+                    </a:prstGeom>
+                  </pic:spPr>
+                </pic:pic>
+              </a:graphicData>
+            </a:graphic>
+          </wp:inline>
+        </w:drawing>
+      </w:r>
+    </w:p>
+    <w:p/>
+    <w:p/>
+    <w:p/>
+    <w:p/>
+    <w:p/>
+    <w:p/>
+    <w:p/>
+    <w:p/>
+    <w:p/>
+    <w:p/>
+    <w:p>
+      <w:pPr>
+        <w:pStyle w:val="Heading3"/>
+      </w:pPr>
+      <w:r>
+        <w:lastRenderedPageBreak/>
+        <w:t>Memory</w:t>
+      </w:r>
+    </w:p>
+    <w:p>
+      <w:pPr>
+        <w:pStyle w:val="TNR"/>
+      </w:pPr>
+      <w:r>
+        <w:t>Per-prompt memory usage remains static throughout the entire script execution.</w:t>
+      </w:r>
+    </w:p>
+    <w:p>
+      <w:r>
+        <w:rPr>
+          <w:noProof/>
+        </w:rPr>
+        <w:drawing>
+          <wp:inline distT="0" distB="0" distL="0" distR="0" wp14:anchorId="5871C01B" wp14:editId="0288F36E">
+            <wp:extent cx="5848350" cy="3190875"/>
+            <wp:effectExtent l="0" t="0" r="0" b="9525"/>
+            <wp:docPr id="1083246769" name="Chart 1">
+              <a:extLst xmlns:a="http://schemas.openxmlformats.org/drawingml/2006/main">
+                <a:ext uri="{FF2B5EF4-FFF2-40B4-BE49-F238E27FC236}">
+                  <a16:creationId xmlns:a16="http://schemas.microsoft.com/office/drawing/2014/main" id="{9CEC8448-7F2A-507C-4B7A-D565795238B4}"/>
+                </a:ext>
+              </a:extLst>
+            </wp:docPr>
+            <wp:cNvGraphicFramePr/>
+            <a:graphic xmlns:a="http://schemas.openxmlformats.org/drawingml/2006/main">
+              <a:graphicData uri="http://schemas.openxmlformats.org/drawingml/2006/chart">
+                <c:chart xmlns:c="http://schemas.openxmlformats.org/drawingml/2006/chart" xmlns:r="http://schemas.openxmlformats.org/officeDocument/2006/relationships" r:id="rId11"/>
+              </a:graphicData>
+            </a:graphic>
+          </wp:inline>
+        </w:drawing>
+      </w:r>
+    </w:p>
+    <w:p/>
+    <w:p/>
+    <w:p/>
+    <w:p/>
+    <w:p/>
+    <w:p/>
+    <w:p/>
+    <w:p/>
+    <w:p/>
+    <w:p/>
+    <w:p>
+      <w:pPr>
+        <w:pStyle w:val="Heading3"/>
+      </w:pPr>
       <w:r>
         <w:t>Data Types</w:t>
       </w:r>
-      <w:bookmarkEnd w:id="8"/>
+      <w:bookmarkEnd w:id="9"/>
     </w:p>
     <w:p>
       <w:pPr>
@@ -2760,16 +3317,38 @@
         <w:t>s</w:t>
       </w:r>
       <w:r>
-        <w:t xml:space="preserve">, and info column contents for every single network packet captured, in some datasets numbering in the tens of </w:t>
-      </w:r>
-      <w:r>
-        <w:t>thousands</w:t>
-      </w:r>
-      <w:r>
-        <w:t>. The impact of this was mitigated by exporting the Wireshark packet dissections that would be most relevant to an LLM analyst with “tshark” and feeding that data directly to an Ollama model as a CSV file.</w:t>
-      </w:r>
-      <w:r>
-        <w:t xml:space="preserve"> Ollama and Gemma4 still struggled greatly with the sheer size of input data despite 30k context capacity and prompt chunking, which came out in the quality of the reports. </w:t>
+        <w:t xml:space="preserve">, and info column contents for every single network packet captured, in some datasets numbering in the tens of thousands. The </w:t>
+      </w:r>
+      <w:r>
+        <w:lastRenderedPageBreak/>
+        <w:t>impact of this was mitigated by exporting the Wireshark packet dissections that would be most relevant to an LLM analyst with “</w:t>
+      </w:r>
+      <w:proofErr w:type="spellStart"/>
+      <w:r>
+        <w:t>tshark</w:t>
+      </w:r>
+      <w:proofErr w:type="spellEnd"/>
+      <w:r>
+        <w:t xml:space="preserve">” and feeding that data directly to an </w:t>
+      </w:r>
+      <w:proofErr w:type="spellStart"/>
+      <w:r>
+        <w:t>Ollama</w:t>
+      </w:r>
+      <w:proofErr w:type="spellEnd"/>
+      <w:r>
+        <w:t xml:space="preserve"> model as a CSV file.</w:t>
+      </w:r>
+      <w:r>
+        <w:t xml:space="preserve"> </w:t>
+      </w:r>
+      <w:proofErr w:type="spellStart"/>
+      <w:r>
+        <w:t>Ollama</w:t>
+      </w:r>
+      <w:proofErr w:type="spellEnd"/>
+      <w:r>
+        <w:t xml:space="preserve"> and Gemma4 still struggled greatly with the sheer size of input data despite 30k context capacity and prompt chunking, which came out in the quality of the reports. </w:t>
       </w:r>
     </w:p>
     <w:p>
@@ -2797,11 +3376,18 @@
         <w:pStyle w:val="TNR"/>
       </w:pPr>
       <w:r>
-        <w:lastRenderedPageBreak/>
         <w:t xml:space="preserve">In this example below, </w:t>
       </w:r>
       <w:r>
-        <w:t>the AI hallucinates the packet range it was explicitly asked for (1) and is unable to fully reassemble a message that appears from the subject typing one character at a time (2), the original message was “iknowyouarewatching” but it fails to identify this</w:t>
+        <w:t>the AI hallucinates the packet range it was explicitly asked for (1) and is unable to fully reassemble a message that appears from the subject typing one character at a time (2), the original message was “</w:t>
+      </w:r>
+      <w:proofErr w:type="spellStart"/>
+      <w:r>
+        <w:t>iknowyouarewatching</w:t>
+      </w:r>
+      <w:proofErr w:type="spellEnd"/>
+      <w:r>
+        <w:t>” but it fails to identify this</w:t>
       </w:r>
       <w:r>
         <w:t xml:space="preserve">, likely due to the LLM having to keep in mind a large string of </w:t>
@@ -2822,30 +3408,23 @@
       <w:r>
         <w:t xml:space="preserve">Figure </w:t>
       </w:r>
-      <w:r>
-        <w:fldChar w:fldCharType="begin"/>
-      </w:r>
-      <w:r>
-        <w:instrText xml:space="preserve"> SEQ Figure \* ARABIC </w:instrText>
-      </w:r>
-      <w:r>
-        <w:fldChar w:fldCharType="separate"/>
-      </w:r>
-      <w:r>
-        <w:rPr>
-          <w:noProof/>
-        </w:rPr>
-        <w:t>1</w:t>
-      </w:r>
-      <w:r>
-        <w:fldChar w:fldCharType="end"/>
-      </w:r>
+      <w:fldSimple w:instr=" SEQ Figure \* ARABIC ">
+        <w:r>
+          <w:rPr>
+            <w:noProof/>
+          </w:rPr>
+          <w:t>4</w:t>
+        </w:r>
+      </w:fldSimple>
     </w:p>
     <w:p>
       <w:pPr>
         <w:pStyle w:val="TNR"/>
       </w:pPr>
       <w:r>
+        <w:rPr>
+          <w:noProof/>
+        </w:rPr>
         <w:drawing>
           <wp:inline distT="0" distB="0" distL="0" distR="0" wp14:anchorId="15797118" wp14:editId="210B2ABB">
             <wp:extent cx="5731510" cy="5422900"/>
@@ -2862,7 +3441,7 @@
                     <pic:cNvPicPr/>
                   </pic:nvPicPr>
                   <pic:blipFill>
-                    <a:blip r:embed="rId8"/>
+                    <a:blip r:embed="rId12"/>
                     <a:stretch>
                       <a:fillRect/>
                     </a:stretch>
@@ -2887,33 +3466,23 @@
       <w:pPr>
         <w:pStyle w:val="Heading2"/>
       </w:pPr>
-      <w:bookmarkStart w:id="9" w:name="_Toc242124719"/>
+      <w:bookmarkStart w:id="10" w:name="_Toc242124719"/>
       <w:r>
         <w:lastRenderedPageBreak/>
         <w:t>Limitations of humans</w:t>
       </w:r>
-      <w:bookmarkEnd w:id="9"/>
+      <w:bookmarkEnd w:id="10"/>
     </w:p>
     <w:p>
       <w:pPr>
         <w:pStyle w:val="Heading2"/>
       </w:pPr>
-      <w:bookmarkStart w:id="10" w:name="_Toc242124720"/>
+      <w:bookmarkStart w:id="11" w:name="_Toc242124720"/>
       <w:r>
         <w:t>Limitations</w:t>
       </w:r>
       <w:r>
         <w:t xml:space="preserve"> of LLMs</w:t>
-      </w:r>
-      <w:bookmarkEnd w:id="10"/>
-    </w:p>
-    <w:p>
-      <w:pPr>
-        <w:pStyle w:val="Heading3"/>
-      </w:pPr>
-      <w:bookmarkStart w:id="11" w:name="_Toc242124721"/>
-      <w:r>
-        <w:t>Foremost</w:t>
       </w:r>
       <w:bookmarkEnd w:id="11"/>
     </w:p>
@@ -2921,9 +3490,9 @@
       <w:pPr>
         <w:pStyle w:val="Heading3"/>
       </w:pPr>
-      <w:bookmarkStart w:id="12" w:name="_Toc242124722"/>
-      <w:r>
-        <w:t>Nmap</w:t>
+      <w:bookmarkStart w:id="12" w:name="_Toc242124721"/>
+      <w:r>
+        <w:t>Foremost</w:t>
       </w:r>
       <w:bookmarkEnd w:id="12"/>
     </w:p>
@@ -2931,35 +3500,35 @@
       <w:pPr>
         <w:pStyle w:val="Heading3"/>
       </w:pPr>
-      <w:bookmarkStart w:id="13" w:name="_Toc242124723"/>
+      <w:bookmarkStart w:id="13" w:name="_Toc242124722"/>
+      <w:r>
+        <w:t>Nmap</w:t>
+      </w:r>
+      <w:bookmarkEnd w:id="13"/>
+    </w:p>
+    <w:p>
+      <w:pPr>
+        <w:pStyle w:val="Heading3"/>
+      </w:pPr>
+      <w:bookmarkStart w:id="14" w:name="_Toc242124723"/>
       <w:r>
         <w:t>Wireshark</w:t>
       </w:r>
-      <w:bookmarkEnd w:id="13"/>
+      <w:bookmarkEnd w:id="14"/>
     </w:p>
     <w:p>
       <w:pPr>
         <w:pStyle w:val="Heading1"/>
       </w:pPr>
-      <w:bookmarkStart w:id="14" w:name="_Toc242124724"/>
+      <w:bookmarkStart w:id="15" w:name="_Toc242124724"/>
       <w:r>
         <w:t>Recommendations</w:t>
       </w:r>
-      <w:bookmarkEnd w:id="14"/>
+      <w:bookmarkEnd w:id="15"/>
     </w:p>
     <w:p/>
     <w:p/>
-    <w:p/>
-    <w:p/>
-    <w:p/>
-    <w:p/>
-    <w:p/>
-    <w:p/>
-    <w:p/>
-    <w:p/>
-    <w:p/>
-    <w:p/>
-    <w:bookmarkStart w:id="15" w:name="_Toc242124725" w:displacedByCustomXml="next"/>
+    <w:bookmarkStart w:id="16" w:name="_Toc242124725" w:displacedByCustomXml="next"/>
     <w:sdt>
       <w:sdtPr>
         <w:rPr>
@@ -2982,7 +3551,7 @@
           <w:r>
             <w:t>References</w:t>
           </w:r>
-          <w:bookmarkEnd w:id="15"/>
+          <w:bookmarkEnd w:id="16"/>
         </w:p>
         <w:sdt>
           <w:sdtPr>
@@ -2991,6 +3560,15 @@
           </w:sdtPr>
           <w:sdtContent>
             <w:p>
+              <w:pPr>
+                <w:pStyle w:val="Bibliography"/>
+                <w:ind w:left="720" w:hanging="720"/>
+                <w:rPr>
+                  <w:noProof/>
+                  <w:kern w:val="0"/>
+                  <w14:ligatures w14:val="none"/>
+                </w:rPr>
+              </w:pPr>
               <w:r>
                 <w:fldChar w:fldCharType="begin"/>
               </w:r>
@@ -3002,13 +3580,26 @@
               </w:r>
               <w:r>
                 <w:rPr>
-                  <w:b/>
-                  <w:bCs/>
                   <w:noProof/>
-                  <w:lang w:val="en-US"/>
                 </w:rPr>
-                <w:t>There are no sources in the current document.</w:t>
+                <w:t xml:space="preserve">NVIDIA. (2021). </w:t>
               </w:r>
+              <w:r>
+                <w:rPr>
+                  <w:i/>
+                  <w:iCs/>
+                  <w:noProof/>
+                </w:rPr>
+                <w:t>GeForce RTX 3070 Family</w:t>
+              </w:r>
+              <w:r>
+                <w:rPr>
+                  <w:noProof/>
+                </w:rPr>
+                <w:t>. Retrieved from Nvidia: https://www.nvidia.com/en-us/geforce/graphics-cards/30-series/rtx-3070-3070ti/</w:t>
+              </w:r>
+            </w:p>
+            <w:p>
               <w:r>
                 <w:rPr>
                   <w:b/>
@@ -3024,7 +3615,7 @@
     </w:sdt>
     <w:p/>
     <w:sectPr>
-      <w:headerReference w:type="default" r:id="rId9"/>
+      <w:headerReference w:type="default" r:id="rId13"/>
       <w:pgSz w:w="11906" w:h="16838"/>
       <w:pgMar w:top="1440" w:right="1440" w:bottom="1440" w:left="1440" w:header="708" w:footer="708" w:gutter="0"/>
       <w:pgNumType w:start="0"/>
@@ -4511,7 +5102,1401 @@
       <w:szCs w:val="18"/>
     </w:rPr>
   </w:style>
+  <w:style w:type="paragraph" w:styleId="Bibliography">
+    <w:name w:val="Bibliography"/>
+    <w:basedOn w:val="Normal"/>
+    <w:next w:val="Normal"/>
+    <w:uiPriority w:val="37"/>
+    <w:unhideWhenUsed/>
+    <w:rsid w:val="001106BD"/>
+  </w:style>
 </w:styles>
+</file>
+
+<file path=word/charts/chart1.xml><?xml version="1.0" encoding="utf-8"?>
+<c:chartSpace xmlns:c="http://schemas.openxmlformats.org/drawingml/2006/chart" xmlns:a="http://schemas.openxmlformats.org/drawingml/2006/main" xmlns:r="http://schemas.openxmlformats.org/officeDocument/2006/relationships" xmlns:c16r2="http://schemas.microsoft.com/office/drawing/2015/06/chart">
+  <c:date1904 val="0"/>
+  <c:lang val="en-US"/>
+  <c:roundedCorners val="0"/>
+  <mc:AlternateContent xmlns:mc="http://schemas.openxmlformats.org/markup-compatibility/2006">
+    <mc:Choice xmlns:c14="http://schemas.microsoft.com/office/drawing/2007/8/2/chart" Requires="c14">
+      <c14:style val="102"/>
+    </mc:Choice>
+    <mc:Fallback>
+      <c:style val="2"/>
+    </mc:Fallback>
+  </mc:AlternateContent>
+  <c:chart>
+    <c:title>
+      <c:overlay val="0"/>
+      <c:spPr>
+        <a:noFill/>
+        <a:ln>
+          <a:noFill/>
+        </a:ln>
+        <a:effectLst/>
+      </c:spPr>
+      <c:txPr>
+        <a:bodyPr rot="0" spcFirstLastPara="1" vertOverflow="ellipsis" vert="horz" wrap="square" anchor="ctr" anchorCtr="1"/>
+        <a:lstStyle/>
+        <a:p>
+          <a:pPr>
+            <a:defRPr sz="1400" b="0" i="0" u="none" strike="noStrike" kern="1200" spc="0" baseline="0">
+              <a:solidFill>
+                <a:schemeClr val="tx1">
+                  <a:lumMod val="65000"/>
+                  <a:lumOff val="35000"/>
+                </a:schemeClr>
+              </a:solidFill>
+              <a:latin typeface="+mn-lt"/>
+              <a:ea typeface="+mn-ea"/>
+              <a:cs typeface="+mn-cs"/>
+            </a:defRPr>
+          </a:pPr>
+          <a:endParaRPr lang="en-US"/>
+        </a:p>
+      </c:txPr>
+    </c:title>
+    <c:autoTitleDeleted val="0"/>
+    <c:plotArea>
+      <c:layout/>
+      <c:lineChart>
+        <c:grouping val="standard"/>
+        <c:varyColors val="0"/>
+        <c:ser>
+          <c:idx val="0"/>
+          <c:order val="0"/>
+          <c:tx>
+            <c:strRef>
+              <c:f>evidence01_1!$B$2</c:f>
+              <c:strCache>
+                <c:ptCount val="1"/>
+                <c:pt idx="0">
+                  <c:v> memory.used [MiB]</c:v>
+                </c:pt>
+              </c:strCache>
+            </c:strRef>
+          </c:tx>
+          <c:spPr>
+            <a:ln w="28575" cap="rnd">
+              <a:solidFill>
+                <a:schemeClr val="accent1"/>
+              </a:solidFill>
+              <a:round/>
+            </a:ln>
+            <a:effectLst/>
+          </c:spPr>
+          <c:marker>
+            <c:symbol val="none"/>
+          </c:marker>
+          <c:val>
+            <c:numRef>
+              <c:f>evidence01_1!$B$3:$B$160</c:f>
+              <c:numCache>
+                <c:formatCode>General</c:formatCode>
+                <c:ptCount val="158"/>
+                <c:pt idx="0">
+                  <c:v>1</c:v>
+                </c:pt>
+                <c:pt idx="1">
+                  <c:v>1</c:v>
+                </c:pt>
+                <c:pt idx="2">
+                  <c:v>1</c:v>
+                </c:pt>
+                <c:pt idx="3">
+                  <c:v>1</c:v>
+                </c:pt>
+                <c:pt idx="4">
+                  <c:v>1</c:v>
+                </c:pt>
+                <c:pt idx="5">
+                  <c:v>1</c:v>
+                </c:pt>
+                <c:pt idx="6">
+                  <c:v>158</c:v>
+                </c:pt>
+                <c:pt idx="7">
+                  <c:v>158</c:v>
+                </c:pt>
+                <c:pt idx="8">
+                  <c:v>158</c:v>
+                </c:pt>
+                <c:pt idx="9">
+                  <c:v>158</c:v>
+                </c:pt>
+                <c:pt idx="10">
+                  <c:v>158</c:v>
+                </c:pt>
+                <c:pt idx="11">
+                  <c:v>158</c:v>
+                </c:pt>
+                <c:pt idx="12">
+                  <c:v>158</c:v>
+                </c:pt>
+                <c:pt idx="13">
+                  <c:v>158</c:v>
+                </c:pt>
+                <c:pt idx="14">
+                  <c:v>158</c:v>
+                </c:pt>
+                <c:pt idx="15">
+                  <c:v>158</c:v>
+                </c:pt>
+                <c:pt idx="16">
+                  <c:v>158</c:v>
+                </c:pt>
+                <c:pt idx="17">
+                  <c:v>158</c:v>
+                </c:pt>
+                <c:pt idx="18">
+                  <c:v>158</c:v>
+                </c:pt>
+                <c:pt idx="19">
+                  <c:v>5160</c:v>
+                </c:pt>
+                <c:pt idx="20">
+                  <c:v>5160</c:v>
+                </c:pt>
+                <c:pt idx="21">
+                  <c:v>5160</c:v>
+                </c:pt>
+                <c:pt idx="22">
+                  <c:v>5160</c:v>
+                </c:pt>
+                <c:pt idx="23">
+                  <c:v>5160</c:v>
+                </c:pt>
+                <c:pt idx="24">
+                  <c:v>5160</c:v>
+                </c:pt>
+                <c:pt idx="25">
+                  <c:v>7032</c:v>
+                </c:pt>
+                <c:pt idx="26">
+                  <c:v>7036</c:v>
+                </c:pt>
+                <c:pt idx="27">
+                  <c:v>7060</c:v>
+                </c:pt>
+                <c:pt idx="28">
+                  <c:v>7062</c:v>
+                </c:pt>
+                <c:pt idx="29">
+                  <c:v>7064</c:v>
+                </c:pt>
+                <c:pt idx="30">
+                  <c:v>7064</c:v>
+                </c:pt>
+                <c:pt idx="31">
+                  <c:v>7064</c:v>
+                </c:pt>
+                <c:pt idx="32">
+                  <c:v>7064</c:v>
+                </c:pt>
+                <c:pt idx="33">
+                  <c:v>7064</c:v>
+                </c:pt>
+                <c:pt idx="34">
+                  <c:v>7064</c:v>
+                </c:pt>
+                <c:pt idx="35">
+                  <c:v>7064</c:v>
+                </c:pt>
+                <c:pt idx="36">
+                  <c:v>7064</c:v>
+                </c:pt>
+                <c:pt idx="37">
+                  <c:v>7064</c:v>
+                </c:pt>
+                <c:pt idx="38">
+                  <c:v>7064</c:v>
+                </c:pt>
+                <c:pt idx="39">
+                  <c:v>7064</c:v>
+                </c:pt>
+                <c:pt idx="40">
+                  <c:v>7064</c:v>
+                </c:pt>
+                <c:pt idx="41">
+                  <c:v>7064</c:v>
+                </c:pt>
+                <c:pt idx="42">
+                  <c:v>7064</c:v>
+                </c:pt>
+                <c:pt idx="43">
+                  <c:v>7064</c:v>
+                </c:pt>
+                <c:pt idx="44">
+                  <c:v>7064</c:v>
+                </c:pt>
+                <c:pt idx="45">
+                  <c:v>7064</c:v>
+                </c:pt>
+                <c:pt idx="46">
+                  <c:v>7064</c:v>
+                </c:pt>
+                <c:pt idx="47">
+                  <c:v>7064</c:v>
+                </c:pt>
+                <c:pt idx="48">
+                  <c:v>7064</c:v>
+                </c:pt>
+                <c:pt idx="49">
+                  <c:v>7064</c:v>
+                </c:pt>
+                <c:pt idx="50">
+                  <c:v>7064</c:v>
+                </c:pt>
+                <c:pt idx="51">
+                  <c:v>7064</c:v>
+                </c:pt>
+                <c:pt idx="52">
+                  <c:v>7064</c:v>
+                </c:pt>
+                <c:pt idx="53">
+                  <c:v>7064</c:v>
+                </c:pt>
+                <c:pt idx="54">
+                  <c:v>7064</c:v>
+                </c:pt>
+                <c:pt idx="55">
+                  <c:v>7064</c:v>
+                </c:pt>
+                <c:pt idx="56">
+                  <c:v>7064</c:v>
+                </c:pt>
+                <c:pt idx="57">
+                  <c:v>7064</c:v>
+                </c:pt>
+                <c:pt idx="58">
+                  <c:v>7064</c:v>
+                </c:pt>
+                <c:pt idx="59">
+                  <c:v>7064</c:v>
+                </c:pt>
+                <c:pt idx="60">
+                  <c:v>7064</c:v>
+                </c:pt>
+                <c:pt idx="61">
+                  <c:v>7064</c:v>
+                </c:pt>
+                <c:pt idx="62">
+                  <c:v>7064</c:v>
+                </c:pt>
+                <c:pt idx="63">
+                  <c:v>7064</c:v>
+                </c:pt>
+                <c:pt idx="64">
+                  <c:v>7064</c:v>
+                </c:pt>
+                <c:pt idx="65">
+                  <c:v>7064</c:v>
+                </c:pt>
+                <c:pt idx="66">
+                  <c:v>7064</c:v>
+                </c:pt>
+                <c:pt idx="67">
+                  <c:v>7064</c:v>
+                </c:pt>
+                <c:pt idx="68">
+                  <c:v>7064</c:v>
+                </c:pt>
+                <c:pt idx="69">
+                  <c:v>7064</c:v>
+                </c:pt>
+                <c:pt idx="70">
+                  <c:v>7064</c:v>
+                </c:pt>
+                <c:pt idx="71">
+                  <c:v>7064</c:v>
+                </c:pt>
+                <c:pt idx="72">
+                  <c:v>7064</c:v>
+                </c:pt>
+                <c:pt idx="73">
+                  <c:v>7064</c:v>
+                </c:pt>
+                <c:pt idx="74">
+                  <c:v>7064</c:v>
+                </c:pt>
+                <c:pt idx="75">
+                  <c:v>7064</c:v>
+                </c:pt>
+                <c:pt idx="76">
+                  <c:v>7064</c:v>
+                </c:pt>
+                <c:pt idx="77">
+                  <c:v>7064</c:v>
+                </c:pt>
+                <c:pt idx="78">
+                  <c:v>7064</c:v>
+                </c:pt>
+                <c:pt idx="79">
+                  <c:v>7064</c:v>
+                </c:pt>
+                <c:pt idx="80">
+                  <c:v>7064</c:v>
+                </c:pt>
+                <c:pt idx="81">
+                  <c:v>7064</c:v>
+                </c:pt>
+                <c:pt idx="82">
+                  <c:v>7064</c:v>
+                </c:pt>
+                <c:pt idx="83">
+                  <c:v>7064</c:v>
+                </c:pt>
+                <c:pt idx="84">
+                  <c:v>7064</c:v>
+                </c:pt>
+                <c:pt idx="85">
+                  <c:v>7064</c:v>
+                </c:pt>
+                <c:pt idx="86">
+                  <c:v>7064</c:v>
+                </c:pt>
+                <c:pt idx="87">
+                  <c:v>7064</c:v>
+                </c:pt>
+                <c:pt idx="88">
+                  <c:v>7064</c:v>
+                </c:pt>
+                <c:pt idx="89">
+                  <c:v>7064</c:v>
+                </c:pt>
+                <c:pt idx="90">
+                  <c:v>7064</c:v>
+                </c:pt>
+                <c:pt idx="91">
+                  <c:v>7064</c:v>
+                </c:pt>
+                <c:pt idx="92">
+                  <c:v>7064</c:v>
+                </c:pt>
+                <c:pt idx="93">
+                  <c:v>7064</c:v>
+                </c:pt>
+                <c:pt idx="94">
+                  <c:v>7064</c:v>
+                </c:pt>
+                <c:pt idx="95">
+                  <c:v>7064</c:v>
+                </c:pt>
+                <c:pt idx="96">
+                  <c:v>7064</c:v>
+                </c:pt>
+                <c:pt idx="97">
+                  <c:v>7064</c:v>
+                </c:pt>
+                <c:pt idx="98">
+                  <c:v>7064</c:v>
+                </c:pt>
+                <c:pt idx="99">
+                  <c:v>7064</c:v>
+                </c:pt>
+                <c:pt idx="100">
+                  <c:v>7064</c:v>
+                </c:pt>
+                <c:pt idx="101">
+                  <c:v>7064</c:v>
+                </c:pt>
+                <c:pt idx="102">
+                  <c:v>7064</c:v>
+                </c:pt>
+                <c:pt idx="103">
+                  <c:v>7064</c:v>
+                </c:pt>
+                <c:pt idx="104">
+                  <c:v>7064</c:v>
+                </c:pt>
+                <c:pt idx="105">
+                  <c:v>7064</c:v>
+                </c:pt>
+                <c:pt idx="106">
+                  <c:v>7064</c:v>
+                </c:pt>
+                <c:pt idx="107">
+                  <c:v>7064</c:v>
+                </c:pt>
+                <c:pt idx="108">
+                  <c:v>7064</c:v>
+                </c:pt>
+                <c:pt idx="109">
+                  <c:v>7064</c:v>
+                </c:pt>
+                <c:pt idx="110">
+                  <c:v>7064</c:v>
+                </c:pt>
+                <c:pt idx="111">
+                  <c:v>7064</c:v>
+                </c:pt>
+                <c:pt idx="112">
+                  <c:v>7064</c:v>
+                </c:pt>
+                <c:pt idx="113">
+                  <c:v>7064</c:v>
+                </c:pt>
+                <c:pt idx="114">
+                  <c:v>7064</c:v>
+                </c:pt>
+                <c:pt idx="115">
+                  <c:v>7064</c:v>
+                </c:pt>
+                <c:pt idx="116">
+                  <c:v>7064</c:v>
+                </c:pt>
+                <c:pt idx="117">
+                  <c:v>7064</c:v>
+                </c:pt>
+                <c:pt idx="118">
+                  <c:v>7064</c:v>
+                </c:pt>
+                <c:pt idx="119">
+                  <c:v>7064</c:v>
+                </c:pt>
+                <c:pt idx="120">
+                  <c:v>7064</c:v>
+                </c:pt>
+                <c:pt idx="121">
+                  <c:v>7064</c:v>
+                </c:pt>
+                <c:pt idx="122">
+                  <c:v>7064</c:v>
+                </c:pt>
+                <c:pt idx="123">
+                  <c:v>7064</c:v>
+                </c:pt>
+                <c:pt idx="124">
+                  <c:v>7064</c:v>
+                </c:pt>
+                <c:pt idx="125">
+                  <c:v>7064</c:v>
+                </c:pt>
+                <c:pt idx="126">
+                  <c:v>7064</c:v>
+                </c:pt>
+                <c:pt idx="127">
+                  <c:v>7064</c:v>
+                </c:pt>
+                <c:pt idx="128">
+                  <c:v>7064</c:v>
+                </c:pt>
+                <c:pt idx="129">
+                  <c:v>7064</c:v>
+                </c:pt>
+                <c:pt idx="130">
+                  <c:v>7064</c:v>
+                </c:pt>
+                <c:pt idx="131">
+                  <c:v>7064</c:v>
+                </c:pt>
+                <c:pt idx="132">
+                  <c:v>7064</c:v>
+                </c:pt>
+                <c:pt idx="133">
+                  <c:v>7064</c:v>
+                </c:pt>
+                <c:pt idx="134">
+                  <c:v>7064</c:v>
+                </c:pt>
+                <c:pt idx="135">
+                  <c:v>7064</c:v>
+                </c:pt>
+                <c:pt idx="136">
+                  <c:v>7064</c:v>
+                </c:pt>
+                <c:pt idx="137">
+                  <c:v>7064</c:v>
+                </c:pt>
+                <c:pt idx="138">
+                  <c:v>7064</c:v>
+                </c:pt>
+                <c:pt idx="139">
+                  <c:v>7064</c:v>
+                </c:pt>
+                <c:pt idx="140">
+                  <c:v>7064</c:v>
+                </c:pt>
+                <c:pt idx="141">
+                  <c:v>7064</c:v>
+                </c:pt>
+                <c:pt idx="142">
+                  <c:v>7064</c:v>
+                </c:pt>
+                <c:pt idx="143">
+                  <c:v>7064</c:v>
+                </c:pt>
+                <c:pt idx="144">
+                  <c:v>7064</c:v>
+                </c:pt>
+                <c:pt idx="145">
+                  <c:v>7064</c:v>
+                </c:pt>
+                <c:pt idx="146">
+                  <c:v>7064</c:v>
+                </c:pt>
+                <c:pt idx="147">
+                  <c:v>7064</c:v>
+                </c:pt>
+                <c:pt idx="148">
+                  <c:v>7064</c:v>
+                </c:pt>
+                <c:pt idx="149">
+                  <c:v>7064</c:v>
+                </c:pt>
+                <c:pt idx="150">
+                  <c:v>7064</c:v>
+                </c:pt>
+                <c:pt idx="151">
+                  <c:v>7064</c:v>
+                </c:pt>
+                <c:pt idx="152">
+                  <c:v>7064</c:v>
+                </c:pt>
+                <c:pt idx="153">
+                  <c:v>7064</c:v>
+                </c:pt>
+                <c:pt idx="154">
+                  <c:v>7064</c:v>
+                </c:pt>
+                <c:pt idx="155">
+                  <c:v>7064</c:v>
+                </c:pt>
+                <c:pt idx="156">
+                  <c:v>7064</c:v>
+                </c:pt>
+                <c:pt idx="157">
+                  <c:v>6149.0573248407645</c:v>
+                </c:pt>
+              </c:numCache>
+            </c:numRef>
+          </c:val>
+          <c:smooth val="0"/>
+          <c:extLst>
+            <c:ext xmlns:c16="http://schemas.microsoft.com/office/drawing/2014/chart" uri="{C3380CC4-5D6E-409C-BE32-E72D297353CC}">
+              <c16:uniqueId val="{00000000-5747-46F8-A4B1-AE471BA7FFD8}"/>
+            </c:ext>
+          </c:extLst>
+        </c:ser>
+        <c:dLbls>
+          <c:showLegendKey val="0"/>
+          <c:showVal val="0"/>
+          <c:showCatName val="0"/>
+          <c:showSerName val="0"/>
+          <c:showPercent val="0"/>
+          <c:showBubbleSize val="0"/>
+        </c:dLbls>
+        <c:smooth val="0"/>
+        <c:axId val="1559915328"/>
+        <c:axId val="1384655888"/>
+      </c:lineChart>
+      <c:catAx>
+        <c:axId val="1559915328"/>
+        <c:scaling>
+          <c:orientation val="minMax"/>
+        </c:scaling>
+        <c:delete val="0"/>
+        <c:axPos val="b"/>
+        <c:title>
+          <c:tx>
+            <c:rich>
+              <a:bodyPr rot="0" spcFirstLastPara="1" vertOverflow="ellipsis" vert="horz" wrap="square" anchor="ctr" anchorCtr="1"/>
+              <a:lstStyle/>
+              <a:p>
+                <a:pPr>
+                  <a:defRPr sz="1000" b="0" i="0" u="none" strike="noStrike" kern="1200" baseline="0">
+                    <a:solidFill>
+                      <a:schemeClr val="tx1">
+                        <a:lumMod val="65000"/>
+                        <a:lumOff val="35000"/>
+                      </a:schemeClr>
+                    </a:solidFill>
+                    <a:latin typeface="+mn-lt"/>
+                    <a:ea typeface="+mn-ea"/>
+                    <a:cs typeface="+mn-cs"/>
+                  </a:defRPr>
+                </a:pPr>
+                <a:r>
+                  <a:rPr lang="en-NZ"/>
+                  <a:t>Time (Seconds)</a:t>
+                </a:r>
+              </a:p>
+            </c:rich>
+          </c:tx>
+          <c:overlay val="0"/>
+          <c:spPr>
+            <a:noFill/>
+            <a:ln>
+              <a:noFill/>
+            </a:ln>
+            <a:effectLst/>
+          </c:spPr>
+          <c:txPr>
+            <a:bodyPr rot="0" spcFirstLastPara="1" vertOverflow="ellipsis" vert="horz" wrap="square" anchor="ctr" anchorCtr="1"/>
+            <a:lstStyle/>
+            <a:p>
+              <a:pPr>
+                <a:defRPr sz="1000" b="0" i="0" u="none" strike="noStrike" kern="1200" baseline="0">
+                  <a:solidFill>
+                    <a:schemeClr val="tx1">
+                      <a:lumMod val="65000"/>
+                      <a:lumOff val="35000"/>
+                    </a:schemeClr>
+                  </a:solidFill>
+                  <a:latin typeface="+mn-lt"/>
+                  <a:ea typeface="+mn-ea"/>
+                  <a:cs typeface="+mn-cs"/>
+                </a:defRPr>
+              </a:pPr>
+              <a:endParaRPr lang="en-US"/>
+            </a:p>
+          </c:txPr>
+        </c:title>
+        <c:numFmt formatCode="General" sourceLinked="1"/>
+        <c:majorTickMark val="none"/>
+        <c:minorTickMark val="none"/>
+        <c:tickLblPos val="nextTo"/>
+        <c:spPr>
+          <a:noFill/>
+          <a:ln w="9525" cap="flat" cmpd="sng" algn="ctr">
+            <a:solidFill>
+              <a:schemeClr val="tx1">
+                <a:lumMod val="15000"/>
+                <a:lumOff val="85000"/>
+              </a:schemeClr>
+            </a:solidFill>
+            <a:round/>
+          </a:ln>
+          <a:effectLst/>
+        </c:spPr>
+        <c:txPr>
+          <a:bodyPr rot="-60000000" spcFirstLastPara="1" vertOverflow="ellipsis" vert="horz" wrap="square" anchor="ctr" anchorCtr="1"/>
+          <a:lstStyle/>
+          <a:p>
+            <a:pPr>
+              <a:defRPr sz="900" b="0" i="0" u="none" strike="noStrike" kern="1200" baseline="0">
+                <a:solidFill>
+                  <a:schemeClr val="tx1">
+                    <a:lumMod val="65000"/>
+                    <a:lumOff val="35000"/>
+                  </a:schemeClr>
+                </a:solidFill>
+                <a:latin typeface="+mn-lt"/>
+                <a:ea typeface="+mn-ea"/>
+                <a:cs typeface="+mn-cs"/>
+              </a:defRPr>
+            </a:pPr>
+            <a:endParaRPr lang="en-US"/>
+          </a:p>
+        </c:txPr>
+        <c:crossAx val="1384655888"/>
+        <c:crosses val="autoZero"/>
+        <c:auto val="1"/>
+        <c:lblAlgn val="ctr"/>
+        <c:lblOffset val="100"/>
+        <c:noMultiLvlLbl val="0"/>
+      </c:catAx>
+      <c:valAx>
+        <c:axId val="1384655888"/>
+        <c:scaling>
+          <c:orientation val="minMax"/>
+        </c:scaling>
+        <c:delete val="0"/>
+        <c:axPos val="l"/>
+        <c:majorGridlines>
+          <c:spPr>
+            <a:ln w="9525" cap="flat" cmpd="sng" algn="ctr">
+              <a:noFill/>
+              <a:round/>
+            </a:ln>
+            <a:effectLst/>
+          </c:spPr>
+        </c:majorGridlines>
+        <c:title>
+          <c:tx>
+            <c:rich>
+              <a:bodyPr rot="-5400000" spcFirstLastPara="1" vertOverflow="ellipsis" vert="horz" wrap="square" anchor="ctr" anchorCtr="1"/>
+              <a:lstStyle/>
+              <a:p>
+                <a:pPr>
+                  <a:defRPr sz="1000" b="0" i="0" u="none" strike="noStrike" kern="1200" baseline="0">
+                    <a:solidFill>
+                      <a:schemeClr val="tx1">
+                        <a:lumMod val="65000"/>
+                        <a:lumOff val="35000"/>
+                      </a:schemeClr>
+                    </a:solidFill>
+                    <a:latin typeface="+mn-lt"/>
+                    <a:ea typeface="+mn-ea"/>
+                    <a:cs typeface="+mn-cs"/>
+                  </a:defRPr>
+                </a:pPr>
+                <a:r>
+                  <a:rPr lang="en-NZ"/>
+                  <a:t>Memory.Used[MiB]</a:t>
+                </a:r>
+              </a:p>
+            </c:rich>
+          </c:tx>
+          <c:overlay val="0"/>
+          <c:spPr>
+            <a:noFill/>
+            <a:ln>
+              <a:noFill/>
+            </a:ln>
+            <a:effectLst/>
+          </c:spPr>
+          <c:txPr>
+            <a:bodyPr rot="-5400000" spcFirstLastPara="1" vertOverflow="ellipsis" vert="horz" wrap="square" anchor="ctr" anchorCtr="1"/>
+            <a:lstStyle/>
+            <a:p>
+              <a:pPr>
+                <a:defRPr sz="1000" b="0" i="0" u="none" strike="noStrike" kern="1200" baseline="0">
+                  <a:solidFill>
+                    <a:schemeClr val="tx1">
+                      <a:lumMod val="65000"/>
+                      <a:lumOff val="35000"/>
+                    </a:schemeClr>
+                  </a:solidFill>
+                  <a:latin typeface="+mn-lt"/>
+                  <a:ea typeface="+mn-ea"/>
+                  <a:cs typeface="+mn-cs"/>
+                </a:defRPr>
+              </a:pPr>
+              <a:endParaRPr lang="en-US"/>
+            </a:p>
+          </c:txPr>
+        </c:title>
+        <c:numFmt formatCode="General" sourceLinked="1"/>
+        <c:majorTickMark val="none"/>
+        <c:minorTickMark val="none"/>
+        <c:tickLblPos val="nextTo"/>
+        <c:spPr>
+          <a:noFill/>
+          <a:ln>
+            <a:noFill/>
+          </a:ln>
+          <a:effectLst/>
+        </c:spPr>
+        <c:txPr>
+          <a:bodyPr rot="-60000000" spcFirstLastPara="1" vertOverflow="ellipsis" vert="horz" wrap="square" anchor="ctr" anchorCtr="1"/>
+          <a:lstStyle/>
+          <a:p>
+            <a:pPr>
+              <a:defRPr sz="900" b="0" i="0" u="none" strike="noStrike" kern="1200" baseline="0">
+                <a:solidFill>
+                  <a:schemeClr val="tx1">
+                    <a:lumMod val="65000"/>
+                    <a:lumOff val="35000"/>
+                  </a:schemeClr>
+                </a:solidFill>
+                <a:latin typeface="+mn-lt"/>
+                <a:ea typeface="+mn-ea"/>
+                <a:cs typeface="+mn-cs"/>
+              </a:defRPr>
+            </a:pPr>
+            <a:endParaRPr lang="en-US"/>
+          </a:p>
+        </c:txPr>
+        <c:crossAx val="1559915328"/>
+        <c:crosses val="autoZero"/>
+        <c:crossBetween val="between"/>
+      </c:valAx>
+      <c:spPr>
+        <a:noFill/>
+        <a:ln>
+          <a:noFill/>
+        </a:ln>
+        <a:effectLst/>
+      </c:spPr>
+    </c:plotArea>
+    <c:plotVisOnly val="1"/>
+    <c:dispBlanksAs val="gap"/>
+    <c:showDLblsOverMax val="0"/>
+  </c:chart>
+  <c:spPr>
+    <a:solidFill>
+      <a:schemeClr val="bg1"/>
+    </a:solidFill>
+    <a:ln w="9525" cap="flat" cmpd="sng" algn="ctr">
+      <a:solidFill>
+        <a:schemeClr val="tx1"/>
+      </a:solidFill>
+      <a:round/>
+    </a:ln>
+    <a:effectLst/>
+  </c:spPr>
+  <c:txPr>
+    <a:bodyPr/>
+    <a:lstStyle/>
+    <a:p>
+      <a:pPr>
+        <a:defRPr/>
+      </a:pPr>
+      <a:endParaRPr lang="en-US"/>
+    </a:p>
+  </c:txPr>
+  <c:externalData r:id="rId3">
+    <c:autoUpdate val="0"/>
+  </c:externalData>
+</c:chartSpace>
+</file>
+
+<file path=word/charts/colors1.xml><?xml version="1.0" encoding="utf-8"?>
+<cs:colorStyle xmlns:cs="http://schemas.microsoft.com/office/drawing/2012/chartStyle" xmlns:a="http://schemas.openxmlformats.org/drawingml/2006/main" meth="cycle" id="10">
+  <a:schemeClr val="accent1"/>
+  <a:schemeClr val="accent2"/>
+  <a:schemeClr val="accent3"/>
+  <a:schemeClr val="accent4"/>
+  <a:schemeClr val="accent5"/>
+  <a:schemeClr val="accent6"/>
+  <cs:variation/>
+  <cs:variation>
+    <a:lumMod val="60000"/>
+  </cs:variation>
+  <cs:variation>
+    <a:lumMod val="80000"/>
+    <a:lumOff val="20000"/>
+  </cs:variation>
+  <cs:variation>
+    <a:lumMod val="80000"/>
+  </cs:variation>
+  <cs:variation>
+    <a:lumMod val="60000"/>
+    <a:lumOff val="40000"/>
+  </cs:variation>
+  <cs:variation>
+    <a:lumMod val="50000"/>
+  </cs:variation>
+  <cs:variation>
+    <a:lumMod val="70000"/>
+    <a:lumOff val="30000"/>
+  </cs:variation>
+  <cs:variation>
+    <a:lumMod val="70000"/>
+  </cs:variation>
+  <cs:variation>
+    <a:lumMod val="50000"/>
+    <a:lumOff val="50000"/>
+  </cs:variation>
+</cs:colorStyle>
+</file>
+
+<file path=word/charts/style1.xml><?xml version="1.0" encoding="utf-8"?>
+<cs:chartStyle xmlns:cs="http://schemas.microsoft.com/office/drawing/2012/chartStyle" xmlns:a="http://schemas.openxmlformats.org/drawingml/2006/main" id="227">
+  <cs:axisTitle>
+    <cs:lnRef idx="0"/>
+    <cs:fillRef idx="0"/>
+    <cs:effectRef idx="0"/>
+    <cs:fontRef idx="minor">
+      <a:schemeClr val="tx1">
+        <a:lumMod val="65000"/>
+        <a:lumOff val="35000"/>
+      </a:schemeClr>
+    </cs:fontRef>
+    <cs:defRPr sz="1000" kern="1200"/>
+  </cs:axisTitle>
+  <cs:categoryAxis>
+    <cs:lnRef idx="0"/>
+    <cs:fillRef idx="0"/>
+    <cs:effectRef idx="0"/>
+    <cs:fontRef idx="minor">
+      <a:schemeClr val="tx1">
+        <a:lumMod val="65000"/>
+        <a:lumOff val="35000"/>
+      </a:schemeClr>
+    </cs:fontRef>
+    <cs:spPr>
+      <a:ln w="9525" cap="flat" cmpd="sng" algn="ctr">
+        <a:solidFill>
+          <a:schemeClr val="tx1">
+            <a:lumMod val="15000"/>
+            <a:lumOff val="85000"/>
+          </a:schemeClr>
+        </a:solidFill>
+        <a:round/>
+      </a:ln>
+    </cs:spPr>
+    <cs:defRPr sz="900" kern="1200"/>
+  </cs:categoryAxis>
+  <cs:chartArea mods="allowNoFillOverride allowNoLineOverride">
+    <cs:lnRef idx="0"/>
+    <cs:fillRef idx="0"/>
+    <cs:effectRef idx="0"/>
+    <cs:fontRef idx="minor">
+      <a:schemeClr val="tx1"/>
+    </cs:fontRef>
+    <cs:spPr>
+      <a:solidFill>
+        <a:schemeClr val="bg1"/>
+      </a:solidFill>
+      <a:ln w="9525" cap="flat" cmpd="sng" algn="ctr">
+        <a:solidFill>
+          <a:schemeClr val="tx1">
+            <a:lumMod val="15000"/>
+            <a:lumOff val="85000"/>
+          </a:schemeClr>
+        </a:solidFill>
+        <a:round/>
+      </a:ln>
+    </cs:spPr>
+    <cs:defRPr sz="1000" kern="1200"/>
+  </cs:chartArea>
+  <cs:dataLabel>
+    <cs:lnRef idx="0"/>
+    <cs:fillRef idx="0"/>
+    <cs:effectRef idx="0"/>
+    <cs:fontRef idx="minor">
+      <a:schemeClr val="tx1">
+        <a:lumMod val="75000"/>
+        <a:lumOff val="25000"/>
+      </a:schemeClr>
+    </cs:fontRef>
+    <cs:defRPr sz="900" kern="1200"/>
+  </cs:dataLabel>
+  <cs:dataLabelCallout>
+    <cs:lnRef idx="0"/>
+    <cs:fillRef idx="0"/>
+    <cs:effectRef idx="0"/>
+    <cs:fontRef idx="minor">
+      <a:schemeClr val="dk1">
+        <a:lumMod val="65000"/>
+        <a:lumOff val="35000"/>
+      </a:schemeClr>
+    </cs:fontRef>
+    <cs:spPr>
+      <a:solidFill>
+        <a:schemeClr val="lt1"/>
+      </a:solidFill>
+      <a:ln>
+        <a:solidFill>
+          <a:schemeClr val="dk1">
+            <a:lumMod val="25000"/>
+            <a:lumOff val="75000"/>
+          </a:schemeClr>
+        </a:solidFill>
+      </a:ln>
+    </cs:spPr>
+    <cs:defRPr sz="900" kern="1200"/>
+    <cs:bodyPr rot="0" spcFirstLastPara="1" vertOverflow="clip" horzOverflow="clip" vert="horz" wrap="square" lIns="36576" tIns="18288" rIns="36576" bIns="18288" anchor="ctr" anchorCtr="1">
+      <a:spAutoFit/>
+    </cs:bodyPr>
+  </cs:dataLabelCallout>
+  <cs:dataPoint>
+    <cs:lnRef idx="0"/>
+    <cs:fillRef idx="1">
+      <cs:styleClr val="auto"/>
+    </cs:fillRef>
+    <cs:effectRef idx="0"/>
+    <cs:fontRef idx="minor">
+      <a:schemeClr val="tx1"/>
+    </cs:fontRef>
+    <cs:spPr>
+      <a:solidFill>
+        <a:schemeClr val="phClr"/>
+      </a:solidFill>
+    </cs:spPr>
+  </cs:dataPoint>
+  <cs:dataPoint3D>
+    <cs:lnRef idx="0"/>
+    <cs:fillRef idx="1">
+      <cs:styleClr val="auto"/>
+    </cs:fillRef>
+    <cs:effectRef idx="0"/>
+    <cs:fontRef idx="minor">
+      <a:schemeClr val="tx1"/>
+    </cs:fontRef>
+    <cs:spPr>
+      <a:solidFill>
+        <a:schemeClr val="phClr"/>
+      </a:solidFill>
+    </cs:spPr>
+  </cs:dataPoint3D>
+  <cs:dataPointLine>
+    <cs:lnRef idx="0">
+      <cs:styleClr val="auto"/>
+    </cs:lnRef>
+    <cs:fillRef idx="1"/>
+    <cs:effectRef idx="0"/>
+    <cs:fontRef idx="minor">
+      <a:schemeClr val="tx1"/>
+    </cs:fontRef>
+    <cs:spPr>
+      <a:ln w="28575" cap="rnd">
+        <a:solidFill>
+          <a:schemeClr val="phClr"/>
+        </a:solidFill>
+        <a:round/>
+      </a:ln>
+    </cs:spPr>
+  </cs:dataPointLine>
+  <cs:dataPointMarker>
+    <cs:lnRef idx="0">
+      <cs:styleClr val="auto"/>
+    </cs:lnRef>
+    <cs:fillRef idx="1">
+      <cs:styleClr val="auto"/>
+    </cs:fillRef>
+    <cs:effectRef idx="0"/>
+    <cs:fontRef idx="minor">
+      <a:schemeClr val="tx1"/>
+    </cs:fontRef>
+    <cs:spPr>
+      <a:solidFill>
+        <a:schemeClr val="phClr"/>
+      </a:solidFill>
+      <a:ln w="9525">
+        <a:solidFill>
+          <a:schemeClr val="phClr"/>
+        </a:solidFill>
+      </a:ln>
+    </cs:spPr>
+  </cs:dataPointMarker>
+  <cs:dataPointMarkerLayout symbol="circle" size="5"/>
+  <cs:dataPointWireframe>
+    <cs:lnRef idx="0">
+      <cs:styleClr val="auto"/>
+    </cs:lnRef>
+    <cs:fillRef idx="1"/>
+    <cs:effectRef idx="0"/>
+    <cs:fontRef idx="minor">
+      <a:schemeClr val="tx1"/>
+    </cs:fontRef>
+    <cs:spPr>
+      <a:ln w="9525" cap="rnd">
+        <a:solidFill>
+          <a:schemeClr val="phClr"/>
+        </a:solidFill>
+        <a:round/>
+      </a:ln>
+    </cs:spPr>
+  </cs:dataPointWireframe>
+  <cs:dataTable>
+    <cs:lnRef idx="0"/>
+    <cs:fillRef idx="0"/>
+    <cs:effectRef idx="0"/>
+    <cs:fontRef idx="minor">
+      <a:schemeClr val="tx1">
+        <a:lumMod val="65000"/>
+        <a:lumOff val="35000"/>
+      </a:schemeClr>
+    </cs:fontRef>
+    <cs:spPr>
+      <a:noFill/>
+      <a:ln w="9525" cap="flat" cmpd="sng" algn="ctr">
+        <a:solidFill>
+          <a:schemeClr val="tx1">
+            <a:lumMod val="15000"/>
+            <a:lumOff val="85000"/>
+          </a:schemeClr>
+        </a:solidFill>
+        <a:round/>
+      </a:ln>
+    </cs:spPr>
+    <cs:defRPr sz="900" kern="1200"/>
+  </cs:dataTable>
+  <cs:downBar>
+    <cs:lnRef idx="0"/>
+    <cs:fillRef idx="0"/>
+    <cs:effectRef idx="0"/>
+    <cs:fontRef idx="minor">
+      <a:schemeClr val="dk1"/>
+    </cs:fontRef>
+    <cs:spPr>
+      <a:solidFill>
+        <a:schemeClr val="dk1">
+          <a:lumMod val="65000"/>
+          <a:lumOff val="35000"/>
+        </a:schemeClr>
+      </a:solidFill>
+      <a:ln w="9525">
+        <a:solidFill>
+          <a:schemeClr val="tx1">
+            <a:lumMod val="65000"/>
+            <a:lumOff val="35000"/>
+          </a:schemeClr>
+        </a:solidFill>
+      </a:ln>
+    </cs:spPr>
+  </cs:downBar>
+  <cs:dropLine>
+    <cs:lnRef idx="0"/>
+    <cs:fillRef idx="0"/>
+    <cs:effectRef idx="0"/>
+    <cs:fontRef idx="minor">
+      <a:schemeClr val="tx1"/>
+    </cs:fontRef>
+    <cs:spPr>
+      <a:ln w="9525" cap="flat" cmpd="sng" algn="ctr">
+        <a:solidFill>
+          <a:schemeClr val="tx1">
+            <a:lumMod val="35000"/>
+            <a:lumOff val="65000"/>
+          </a:schemeClr>
+        </a:solidFill>
+        <a:round/>
+      </a:ln>
+    </cs:spPr>
+  </cs:dropLine>
+  <cs:errorBar>
+    <cs:lnRef idx="0"/>
+    <cs:fillRef idx="0"/>
+    <cs:effectRef idx="0"/>
+    <cs:fontRef idx="minor">
+      <a:schemeClr val="tx1"/>
+    </cs:fontRef>
+    <cs:spPr>
+      <a:ln w="9525" cap="flat" cmpd="sng" algn="ctr">
+        <a:solidFill>
+          <a:schemeClr val="tx1">
+            <a:lumMod val="65000"/>
+            <a:lumOff val="35000"/>
+          </a:schemeClr>
+        </a:solidFill>
+        <a:round/>
+      </a:ln>
+    </cs:spPr>
+  </cs:errorBar>
+  <cs:floor>
+    <cs:lnRef idx="0"/>
+    <cs:fillRef idx="0"/>
+    <cs:effectRef idx="0"/>
+    <cs:fontRef idx="minor">
+      <a:schemeClr val="tx1"/>
+    </cs:fontRef>
+    <cs:spPr>
+      <a:noFill/>
+      <a:ln>
+        <a:noFill/>
+      </a:ln>
+    </cs:spPr>
+  </cs:floor>
+  <cs:gridlineMajor>
+    <cs:lnRef idx="0"/>
+    <cs:fillRef idx="0"/>
+    <cs:effectRef idx="0"/>
+    <cs:fontRef idx="minor">
+      <a:schemeClr val="tx1"/>
+    </cs:fontRef>
+    <cs:spPr>
+      <a:ln w="9525" cap="flat" cmpd="sng" algn="ctr">
+        <a:solidFill>
+          <a:schemeClr val="tx1">
+            <a:lumMod val="15000"/>
+            <a:lumOff val="85000"/>
+          </a:schemeClr>
+        </a:solidFill>
+        <a:round/>
+      </a:ln>
+    </cs:spPr>
+  </cs:gridlineMajor>
+  <cs:gridlineMinor>
+    <cs:lnRef idx="0"/>
+    <cs:fillRef idx="0"/>
+    <cs:effectRef idx="0"/>
+    <cs:fontRef idx="minor">
+      <a:schemeClr val="tx1"/>
+    </cs:fontRef>
+    <cs:spPr>
+      <a:ln w="9525" cap="flat" cmpd="sng" algn="ctr">
+        <a:solidFill>
+          <a:schemeClr val="tx1">
+            <a:lumMod val="5000"/>
+            <a:lumOff val="95000"/>
+          </a:schemeClr>
+        </a:solidFill>
+        <a:round/>
+      </a:ln>
+    </cs:spPr>
+  </cs:gridlineMinor>
+  <cs:hiLoLine>
+    <cs:lnRef idx="0"/>
+    <cs:fillRef idx="0"/>
+    <cs:effectRef idx="0"/>
+    <cs:fontRef idx="minor">
+      <a:schemeClr val="tx1"/>
+    </cs:fontRef>
+    <cs:spPr>
+      <a:ln w="9525" cap="flat" cmpd="sng" algn="ctr">
+        <a:solidFill>
+          <a:schemeClr val="tx1">
+            <a:lumMod val="75000"/>
+            <a:lumOff val="25000"/>
+          </a:schemeClr>
+        </a:solidFill>
+        <a:round/>
+      </a:ln>
+    </cs:spPr>
+  </cs:hiLoLine>
+  <cs:leaderLine>
+    <cs:lnRef idx="0"/>
+    <cs:fillRef idx="0"/>
+    <cs:effectRef idx="0"/>
+    <cs:fontRef idx="minor">
+      <a:schemeClr val="tx1"/>
+    </cs:fontRef>
+    <cs:spPr>
+      <a:ln w="9525" cap="flat" cmpd="sng" algn="ctr">
+        <a:solidFill>
+          <a:schemeClr val="tx1">
+            <a:lumMod val="35000"/>
+            <a:lumOff val="65000"/>
+          </a:schemeClr>
+        </a:solidFill>
+        <a:round/>
+      </a:ln>
+    </cs:spPr>
+  </cs:leaderLine>
+  <cs:legend>
+    <cs:lnRef idx="0"/>
+    <cs:fillRef idx="0"/>
+    <cs:effectRef idx="0"/>
+    <cs:fontRef idx="minor">
+      <a:schemeClr val="tx1">
+        <a:lumMod val="65000"/>
+        <a:lumOff val="35000"/>
+      </a:schemeClr>
+    </cs:fontRef>
+    <cs:defRPr sz="900" kern="1200"/>
+  </cs:legend>
+  <cs:plotArea mods="allowNoFillOverride allowNoLineOverride">
+    <cs:lnRef idx="0"/>
+    <cs:fillRef idx="0"/>
+    <cs:effectRef idx="0"/>
+    <cs:fontRef idx="minor">
+      <a:schemeClr val="tx1"/>
+    </cs:fontRef>
+  </cs:plotArea>
+  <cs:plotArea3D mods="allowNoFillOverride allowNoLineOverride">
+    <cs:lnRef idx="0"/>
+    <cs:fillRef idx="0"/>
+    <cs:effectRef idx="0"/>
+    <cs:fontRef idx="minor">
+      <a:schemeClr val="tx1"/>
+    </cs:fontRef>
+  </cs:plotArea3D>
+  <cs:seriesAxis>
+    <cs:lnRef idx="0"/>
+    <cs:fillRef idx="0"/>
+    <cs:effectRef idx="0"/>
+    <cs:fontRef idx="minor">
+      <a:schemeClr val="tx1">
+        <a:lumMod val="65000"/>
+        <a:lumOff val="35000"/>
+      </a:schemeClr>
+    </cs:fontRef>
+    <cs:defRPr sz="900" kern="1200"/>
+  </cs:seriesAxis>
+  <cs:seriesLine>
+    <cs:lnRef idx="0"/>
+    <cs:fillRef idx="0"/>
+    <cs:effectRef idx="0"/>
+    <cs:fontRef idx="minor">
+      <a:schemeClr val="tx1"/>
+    </cs:fontRef>
+    <cs:spPr>
+      <a:ln w="9525" cap="flat" cmpd="sng" algn="ctr">
+        <a:solidFill>
+          <a:schemeClr val="tx1">
+            <a:lumMod val="35000"/>
+            <a:lumOff val="65000"/>
+          </a:schemeClr>
+        </a:solidFill>
+        <a:round/>
+      </a:ln>
+    </cs:spPr>
+  </cs:seriesLine>
+  <cs:title>
+    <cs:lnRef idx="0"/>
+    <cs:fillRef idx="0"/>
+    <cs:effectRef idx="0"/>
+    <cs:fontRef idx="minor">
+      <a:schemeClr val="tx1">
+        <a:lumMod val="65000"/>
+        <a:lumOff val="35000"/>
+      </a:schemeClr>
+    </cs:fontRef>
+    <cs:defRPr sz="1400" b="0" kern="1200" spc="0" baseline="0"/>
+  </cs:title>
+  <cs:trendline>
+    <cs:lnRef idx="0">
+      <cs:styleClr val="auto"/>
+    </cs:lnRef>
+    <cs:fillRef idx="0"/>
+    <cs:effectRef idx="0"/>
+    <cs:fontRef idx="minor">
+      <a:schemeClr val="tx1"/>
+    </cs:fontRef>
+    <cs:spPr>
+      <a:ln w="19050" cap="rnd">
+        <a:solidFill>
+          <a:schemeClr val="phClr"/>
+        </a:solidFill>
+        <a:prstDash val="sysDot"/>
+      </a:ln>
+    </cs:spPr>
+  </cs:trendline>
+  <cs:trendlineLabel>
+    <cs:lnRef idx="0"/>
+    <cs:fillRef idx="0"/>
+    <cs:effectRef idx="0"/>
+    <cs:fontRef idx="minor">
+      <a:schemeClr val="tx1">
+        <a:lumMod val="65000"/>
+        <a:lumOff val="35000"/>
+      </a:schemeClr>
+    </cs:fontRef>
+    <cs:defRPr sz="900" kern="1200"/>
+  </cs:trendlineLabel>
+  <cs:upBar>
+    <cs:lnRef idx="0"/>
+    <cs:fillRef idx="0"/>
+    <cs:effectRef idx="0"/>
+    <cs:fontRef idx="minor">
+      <a:schemeClr val="dk1"/>
+    </cs:fontRef>
+    <cs:spPr>
+      <a:solidFill>
+        <a:schemeClr val="lt1"/>
+      </a:solidFill>
+      <a:ln w="9525">
+        <a:solidFill>
+          <a:schemeClr val="tx1">
+            <a:lumMod val="15000"/>
+            <a:lumOff val="85000"/>
+          </a:schemeClr>
+        </a:solidFill>
+      </a:ln>
+    </cs:spPr>
+  </cs:upBar>
+  <cs:valueAxis>
+    <cs:lnRef idx="0"/>
+    <cs:fillRef idx="0"/>
+    <cs:effectRef idx="0"/>
+    <cs:fontRef idx="minor">
+      <a:schemeClr val="tx1">
+        <a:lumMod val="65000"/>
+        <a:lumOff val="35000"/>
+      </a:schemeClr>
+    </cs:fontRef>
+    <cs:defRPr sz="900" kern="1200"/>
+  </cs:valueAxis>
+  <cs:wall>
+    <cs:lnRef idx="0"/>
+    <cs:fillRef idx="0"/>
+    <cs:effectRef idx="0"/>
+    <cs:fontRef idx="minor">
+      <a:schemeClr val="tx1"/>
+    </cs:fontRef>
+    <cs:spPr>
+      <a:noFill/>
+      <a:ln>
+        <a:noFill/>
+      </a:ln>
+    </cs:spPr>
+  </cs:wall>
+</cs:chartStyle>
 </file>
 
 <file path=word/theme/theme1.xml><?xml version="1.0" encoding="utf-8"?>
@@ -4821,7 +6806,23 @@
 </file>
 
 <file path=customXml/item2.xml><?xml version="1.0" encoding="utf-8"?>
-<b:Sources xmlns:b="http://schemas.openxmlformats.org/officeDocument/2006/bibliography" xmlns="http://schemas.openxmlformats.org/officeDocument/2006/bibliography" SelectedStyle="\APASixthEditionOfficeOnline.xsl" StyleName="APA" Version="6"/>
+<b:Sources xmlns:b="http://schemas.openxmlformats.org/officeDocument/2006/bibliography" xmlns="http://schemas.openxmlformats.org/officeDocument/2006/bibliography" SelectedStyle="\APASixthEditionOfficeOnline.xsl" StyleName="APA" Version="6">
+  <b:Source>
+    <b:Tag>NVI21</b:Tag>
+    <b:SourceType>InternetSite</b:SourceType>
+    <b:Guid>{54CDEF2F-56AB-45B4-BBD5-3C9B6F268E52}</b:Guid>
+    <b:Author>
+      <b:Author>
+        <b:Corporate>NVIDIA</b:Corporate>
+      </b:Author>
+    </b:Author>
+    <b:Title>GeForce RTX 3070 Family</b:Title>
+    <b:InternetSiteTitle>Nvidia</b:InternetSiteTitle>
+    <b:Year>2021</b:Year>
+    <b:URL>https://www.nvidia.com/en-us/geforce/graphics-cards/30-series/rtx-3070-3070ti/</b:URL>
+    <b:RefOrder>1</b:RefOrder>
+  </b:Source>
+</b:Sources>
 </file>
 
 <file path=customXml/itemProps1.xml><?xml version="1.0" encoding="utf-8"?>
@@ -4833,7 +6834,7 @@
 </file>
 
 <file path=customXml/itemProps2.xml><?xml version="1.0" encoding="utf-8"?>
-<ds:datastoreItem xmlns:ds="http://schemas.openxmlformats.org/officeDocument/2006/customXml" ds:itemID="{660D9E7C-BF87-4456-9533-2BA198046475}">
+<ds:datastoreItem xmlns:ds="http://schemas.openxmlformats.org/officeDocument/2006/customXml" ds:itemID="{CA729125-0592-4171-A781-DDA2CB08378B}">
   <ds:schemaRefs>
     <ds:schemaRef ds:uri="http://schemas.openxmlformats.org/officeDocument/2006/bibliography"/>
   </ds:schemaRefs>
